--- a/bab1/bab1.docx
+++ b/bab1/bab1.docx
@@ -57,16 +57,12 @@
     <w:p>
       <w:r>
         <w:tab/>
-      </w:r>
-      <w:r>
         <w:t>Permasalahannya, jumlah ulasan yang sangat besar tersebut membuat proses pembacaan dan pemantauan secara manual menjadi tidak efisien. Penjual maupun pihak platform sulit mengidentifikasi secara cepat apakah suatu produk cenderung mendapatkan tanggapan positif atau negatif dari pelanggan, terutama ketika jumlah ulasan mencapai ribuan data. Keterlambatan dalam mengidentifikasi ulasan bernada negatif dapat berdampak pada lambatnya respons terhadap keluhan pelanggan, yang pada akhirnya dapat memengaruhi reputasi produk maupun toko.</w:t>
       </w:r>
     </w:p>
     <w:p>
       <w:r>
         <w:tab/>
-      </w:r>
-      <w:r>
         <w:t>Klasifikasi sentimen otomatis merupakan salah satu solusi yang telah banyak diterapkan untuk mengatasi permasalahan tersebut. Salah satu algoritma yang umum digunakan adalah K-</w:t>
       </w:r>
       <w:proofErr w:type="spellStart"/>
@@ -83,18 +79,16 @@
       </w:r>
       <w:proofErr w:type="spellEnd"/>
       <w:r>
-        <w:t xml:space="preserve"> (KNN), yaitu algoritma klasifikasi berbasis kedekatan data yang sederhana dan mudah diimplementasikan. Namun, algoritma KNN konvensional memiliki kelemahan karena memberikan </w:t>
+        <w:t xml:space="preserve"> (KNN), yaitu algoritma klasifikasi berbasis kedekatan data yang sederhana dan mudah diimplementasikan. Namun, algoritma KNN konvensional memiliki kelemahan karena memberikan bobot suara </w:t>
       </w:r>
       <w:r>
         <w:lastRenderedPageBreak/>
-        <w:t>bobot suara yang sama pada seluruh tetangga terdekat, tanpa mempertimbangkan seberapa dekat atau jauh jarak tetangga tersebut terhadap data yang diklasifikasikan. Kelemahan ini dapat menyebabkan hasil klasifikasi menjadi kurang akurat, khususnya pada data yang memiliki distribusi tidak seragam.</w:t>
+        <w:t>yang sama pada seluruh tetangga terdekat, tanpa mempertimbangkan seberapa dekat atau jauh jarak tetangga tersebut terhadap data yang diklasifikasikan. Kelemahan ini dapat menyebabkan hasil klasifikasi menjadi kurang akurat, khususnya pada data yang memiliki distribusi tidak seragam.</w:t>
       </w:r>
     </w:p>
     <w:p>
       <w:r>
         <w:tab/>
-      </w:r>
-      <w:r>
         <w:t xml:space="preserve">Untuk mengatasi kelemahan tersebut, dikembangkan algoritma </w:t>
       </w:r>
       <w:proofErr w:type="spellStart"/>
@@ -125,8 +119,6 @@
     <w:p>
       <w:r>
         <w:tab/>
-      </w:r>
-      <w:r>
         <w:t xml:space="preserve">Namun, performa baik KNN maupun WKNN tidak hanya ditentukan oleh mekanisme pembobotan tetangga, tetapi juga sangat dipengaruhi oleh metrik jarak yang digunakan untuk mengukur kedekatan antar data. Mayoritas penelitian terdahulu yang menerapkan KNN maupun WKNN untuk klasifikasi sentimen umumnya hanya menggunakan </w:t>
       </w:r>
       <w:proofErr w:type="spellStart"/>
@@ -243,8 +235,6 @@
       <w:r>
         <w:lastRenderedPageBreak/>
         <w:tab/>
-      </w:r>
-      <w:r>
         <w:t>Berdasarkan penelusuran terhadap penelitian-penelitian terdahulu, ditemukan bahwa penelitian mengenai klasifikasi sentimen menggunakan KNN maupun WKNN pada umumnya hanya menguji salah satu variabel, baik dari sisi algoritma (KNN tanpa pembobotan) atau dari sisi metrik jarak (</w:t>
       </w:r>
       <w:proofErr w:type="spellStart"/>
@@ -339,8 +329,6 @@
     <w:p>
       <w:r>
         <w:tab/>
-      </w:r>
-      <w:r>
         <w:t xml:space="preserve">Oleh karena itu, penelitian ini dilakukan untuk mengisi kekosongan tersebut melalui desain pengujian yang membandingkan performa keempat kombinasi algoritma dan metrik jarak, yaitu KNN dengan </w:t>
       </w:r>
       <w:proofErr w:type="spellStart"/>
@@ -406,6 +394,1957 @@
       <w:proofErr w:type="spellEnd"/>
       <w:r>
         <w:t>, secara sistematis pada data ulasan produk Tokopedia. Hasil penelitian ini diharapkan dapat memberikan bukti empiris mengenai kombinasi algoritma dan metrik jarak yang memberikan performa klasifikasi sentimen terbaik, sekaligus menjadi acuan bagi penelitian atau pengembangan sistem klasifikasi sentimen berbasis KNN/WKNN di masa mendatang.</w:t>
+      </w:r>
+    </w:p>
+    <w:p>
+      <w:pPr>
+        <w:pStyle w:val="Heading2"/>
+      </w:pPr>
+      <w:r>
+        <w:t>Rumusan Masalah</w:t>
+      </w:r>
+    </w:p>
+    <w:p>
+      <w:r>
+        <w:tab/>
+      </w:r>
+      <w:r>
+        <w:t>Berdasarkan uraian latar belakang di atas, maka rumusan masalah dalam penelitian ini adalah sebagai berikut:</w:t>
+      </w:r>
+    </w:p>
+    <w:p>
+      <w:pPr>
+        <w:pStyle w:val="ListParagraph"/>
+        <w:numPr>
+          <w:ilvl w:val="0"/>
+          <w:numId w:val="2"/>
+        </w:numPr>
+      </w:pPr>
+      <w:r>
+        <w:t>Bagaimana performa algoritma K-</w:t>
+      </w:r>
+      <w:proofErr w:type="spellStart"/>
+      <w:r>
+        <w:t>Nearest</w:t>
+      </w:r>
+      <w:proofErr w:type="spellEnd"/>
+      <w:r>
+        <w:t xml:space="preserve"> </w:t>
+      </w:r>
+      <w:proofErr w:type="spellStart"/>
+      <w:r>
+        <w:t>Neighbor</w:t>
+      </w:r>
+      <w:proofErr w:type="spellEnd"/>
+      <w:r>
+        <w:t xml:space="preserve"> (KNN) dalam mengklasifikasikan sentimen ulasan produk Tokopedia menggunakan metrik jarak </w:t>
+      </w:r>
+      <w:proofErr w:type="spellStart"/>
+      <w:r>
+        <w:t>Euclidean</w:t>
+      </w:r>
+      <w:proofErr w:type="spellEnd"/>
+      <w:r>
+        <w:t xml:space="preserve"> </w:t>
+      </w:r>
+      <w:proofErr w:type="spellStart"/>
+      <w:r>
+        <w:t>Distance</w:t>
+      </w:r>
+      <w:proofErr w:type="spellEnd"/>
+      <w:r>
+        <w:t xml:space="preserve"> dan </w:t>
+      </w:r>
+      <w:proofErr w:type="spellStart"/>
+      <w:r>
+        <w:t>Cosine</w:t>
+      </w:r>
+      <w:proofErr w:type="spellEnd"/>
+      <w:r>
+        <w:t xml:space="preserve"> </w:t>
+      </w:r>
+      <w:proofErr w:type="spellStart"/>
+      <w:r>
+        <w:t>Distance</w:t>
+      </w:r>
+      <w:proofErr w:type="spellEnd"/>
+      <w:r>
+        <w:t>?</w:t>
+      </w:r>
+    </w:p>
+    <w:p>
+      <w:pPr>
+        <w:pStyle w:val="ListParagraph"/>
+        <w:numPr>
+          <w:ilvl w:val="0"/>
+          <w:numId w:val="2"/>
+        </w:numPr>
+      </w:pPr>
+      <w:r>
+        <w:t xml:space="preserve">Bagaimana performa algoritma </w:t>
+      </w:r>
+      <w:proofErr w:type="spellStart"/>
+      <w:r>
+        <w:t>Weighted</w:t>
+      </w:r>
+      <w:proofErr w:type="spellEnd"/>
+      <w:r>
+        <w:t xml:space="preserve"> K-</w:t>
+      </w:r>
+      <w:proofErr w:type="spellStart"/>
+      <w:r>
+        <w:t>Nearest</w:t>
+      </w:r>
+      <w:proofErr w:type="spellEnd"/>
+      <w:r>
+        <w:t xml:space="preserve"> </w:t>
+      </w:r>
+      <w:proofErr w:type="spellStart"/>
+      <w:r>
+        <w:t>Neighbor</w:t>
+      </w:r>
+      <w:proofErr w:type="spellEnd"/>
+      <w:r>
+        <w:t xml:space="preserve"> (WKNN) dalam mengklasifikasikan sentimen ulasan produk Tokopedia menggunakan metrik jarak </w:t>
+      </w:r>
+      <w:proofErr w:type="spellStart"/>
+      <w:r>
+        <w:t>Euclidean</w:t>
+      </w:r>
+      <w:proofErr w:type="spellEnd"/>
+      <w:r>
+        <w:t xml:space="preserve"> </w:t>
+      </w:r>
+      <w:proofErr w:type="spellStart"/>
+      <w:r>
+        <w:t>Distance</w:t>
+      </w:r>
+      <w:proofErr w:type="spellEnd"/>
+      <w:r>
+        <w:t xml:space="preserve"> dan </w:t>
+      </w:r>
+      <w:proofErr w:type="spellStart"/>
+      <w:r>
+        <w:t>Cosine</w:t>
+      </w:r>
+      <w:proofErr w:type="spellEnd"/>
+      <w:r>
+        <w:t xml:space="preserve"> </w:t>
+      </w:r>
+      <w:proofErr w:type="spellStart"/>
+      <w:r>
+        <w:t>Distance</w:t>
+      </w:r>
+      <w:proofErr w:type="spellEnd"/>
+      <w:r>
+        <w:t>?</w:t>
+      </w:r>
+    </w:p>
+    <w:p>
+      <w:pPr>
+        <w:pStyle w:val="ListParagraph"/>
+        <w:numPr>
+          <w:ilvl w:val="0"/>
+          <w:numId w:val="2"/>
+        </w:numPr>
+      </w:pPr>
+      <w:r>
+        <w:t xml:space="preserve">Apakah penerapan pembobotan tetangga pada algoritma WKNN memberikan peningkatan performa yang signifikan dibandingkan algoritma KNN konvensional, baik pada metrik jarak </w:t>
+      </w:r>
+      <w:proofErr w:type="spellStart"/>
+      <w:r>
+        <w:t>Euclidean</w:t>
+      </w:r>
+      <w:proofErr w:type="spellEnd"/>
+      <w:r>
+        <w:t xml:space="preserve"> </w:t>
+      </w:r>
+      <w:proofErr w:type="spellStart"/>
+      <w:r>
+        <w:t>Distance</w:t>
+      </w:r>
+      <w:proofErr w:type="spellEnd"/>
+      <w:r>
+        <w:t xml:space="preserve"> maupun </w:t>
+      </w:r>
+      <w:proofErr w:type="spellStart"/>
+      <w:r>
+        <w:t>Cosine</w:t>
+      </w:r>
+      <w:proofErr w:type="spellEnd"/>
+      <w:r>
+        <w:t xml:space="preserve"> </w:t>
+      </w:r>
+      <w:proofErr w:type="spellStart"/>
+      <w:r>
+        <w:t>Distance</w:t>
+      </w:r>
+      <w:proofErr w:type="spellEnd"/>
+      <w:r>
+        <w:t>?</w:t>
+      </w:r>
+    </w:p>
+    <w:p>
+      <w:pPr>
+        <w:pStyle w:val="ListParagraph"/>
+        <w:numPr>
+          <w:ilvl w:val="0"/>
+          <w:numId w:val="2"/>
+        </w:numPr>
+      </w:pPr>
+      <w:r>
+        <w:lastRenderedPageBreak/>
+        <w:t>Kombinasi algoritma dan metrik jarak manakah, di antara KNN-</w:t>
+      </w:r>
+      <w:proofErr w:type="spellStart"/>
+      <w:r>
+        <w:t>Euclidean</w:t>
+      </w:r>
+      <w:proofErr w:type="spellEnd"/>
+      <w:r>
+        <w:t>, KNN-</w:t>
+      </w:r>
+      <w:proofErr w:type="spellStart"/>
+      <w:r>
+        <w:t>Cosine</w:t>
+      </w:r>
+      <w:proofErr w:type="spellEnd"/>
+      <w:r>
+        <w:t>, WKNN-</w:t>
+      </w:r>
+      <w:proofErr w:type="spellStart"/>
+      <w:r>
+        <w:t>Euclidean</w:t>
+      </w:r>
+      <w:proofErr w:type="spellEnd"/>
+      <w:r>
+        <w:t>, dan WKNN-</w:t>
+      </w:r>
+      <w:proofErr w:type="spellStart"/>
+      <w:r>
+        <w:t>Cosine</w:t>
+      </w:r>
+      <w:proofErr w:type="spellEnd"/>
+      <w:r>
+        <w:t xml:space="preserve">, yang menghasilkan performa klasifikasi sentimen terbaik berdasarkan nilai </w:t>
+      </w:r>
+      <w:proofErr w:type="spellStart"/>
+      <w:r>
+        <w:t>Accuracy</w:t>
+      </w:r>
+      <w:proofErr w:type="spellEnd"/>
+      <w:r>
+        <w:t xml:space="preserve">, </w:t>
+      </w:r>
+      <w:proofErr w:type="spellStart"/>
+      <w:r>
+        <w:t>Precision</w:t>
+      </w:r>
+      <w:proofErr w:type="spellEnd"/>
+      <w:r>
+        <w:t xml:space="preserve">, </w:t>
+      </w:r>
+      <w:proofErr w:type="spellStart"/>
+      <w:r>
+        <w:t>Recall</w:t>
+      </w:r>
+      <w:proofErr w:type="spellEnd"/>
+      <w:r>
+        <w:t>, dan F1-Score?</w:t>
+      </w:r>
+    </w:p>
+    <w:p>
+      <w:pPr>
+        <w:pStyle w:val="Heading2"/>
+      </w:pPr>
+      <w:r>
+        <w:t>Batasan Masalah</w:t>
+      </w:r>
+    </w:p>
+    <w:p>
+      <w:r>
+        <w:tab/>
+      </w:r>
+      <w:r>
+        <w:t>Agar penelitian ini lebih terarah dan tidak menyimpang dari tujuan yang telah ditetapkan, maka ditentukan batasan masalah sebagai berikut</w:t>
+      </w:r>
+      <w:r>
+        <w:t>:</w:t>
+      </w:r>
+    </w:p>
+    <w:p>
+      <w:pPr>
+        <w:pStyle w:val="ListParagraph"/>
+        <w:numPr>
+          <w:ilvl w:val="0"/>
+          <w:numId w:val="4"/>
+        </w:numPr>
+      </w:pPr>
+      <w:r>
+        <w:t xml:space="preserve">Data yang digunakan merupakan data sekunder, yaitu </w:t>
+      </w:r>
+      <w:proofErr w:type="spellStart"/>
+      <w:r>
+        <w:t>dataset</w:t>
+      </w:r>
+      <w:proofErr w:type="spellEnd"/>
+      <w:r>
+        <w:t xml:space="preserve"> PRDECT-ID yang berisikan ulasan produk Tokopedia sejumlah 5.400 baris data, dengan dua kelas sentimen yaitu </w:t>
+      </w:r>
+      <w:proofErr w:type="spellStart"/>
+      <w:r>
+        <w:t>Positive</w:t>
+      </w:r>
+      <w:proofErr w:type="spellEnd"/>
+      <w:r>
+        <w:t xml:space="preserve"> dan </w:t>
+      </w:r>
+      <w:proofErr w:type="spellStart"/>
+      <w:r>
+        <w:t>Negative</w:t>
+      </w:r>
+      <w:proofErr w:type="spellEnd"/>
+      <w:r>
+        <w:t>.</w:t>
+      </w:r>
+    </w:p>
+    <w:p>
+      <w:pPr>
+        <w:pStyle w:val="ListParagraph"/>
+        <w:numPr>
+          <w:ilvl w:val="0"/>
+          <w:numId w:val="4"/>
+        </w:numPr>
+      </w:pPr>
+      <w:r>
+        <w:t xml:space="preserve">Penelitian ini tidak melakukan pelabelan data secara manual, karena </w:t>
+      </w:r>
+      <w:proofErr w:type="spellStart"/>
+      <w:r>
+        <w:t>dataset</w:t>
+      </w:r>
+      <w:proofErr w:type="spellEnd"/>
+      <w:r>
+        <w:t xml:space="preserve"> yang digunakan sudah memiliki label sentimen aktual.</w:t>
+      </w:r>
+    </w:p>
+    <w:p>
+      <w:pPr>
+        <w:pStyle w:val="ListParagraph"/>
+        <w:numPr>
+          <w:ilvl w:val="0"/>
+          <w:numId w:val="4"/>
+        </w:numPr>
+      </w:pPr>
+      <w:r>
+        <w:t>Algoritma yang dibandingkan dibatasi pada K-</w:t>
+      </w:r>
+      <w:proofErr w:type="spellStart"/>
+      <w:r>
+        <w:t>Nearest</w:t>
+      </w:r>
+      <w:proofErr w:type="spellEnd"/>
+      <w:r>
+        <w:t xml:space="preserve"> </w:t>
+      </w:r>
+      <w:proofErr w:type="spellStart"/>
+      <w:r>
+        <w:t>Neighbor</w:t>
+      </w:r>
+      <w:proofErr w:type="spellEnd"/>
+      <w:r>
+        <w:t xml:space="preserve"> (KNN) dan </w:t>
+      </w:r>
+      <w:proofErr w:type="spellStart"/>
+      <w:r>
+        <w:t>Weighted</w:t>
+      </w:r>
+      <w:proofErr w:type="spellEnd"/>
+      <w:r>
+        <w:t xml:space="preserve"> K-</w:t>
+      </w:r>
+      <w:proofErr w:type="spellStart"/>
+      <w:r>
+        <w:t>Nearest</w:t>
+      </w:r>
+      <w:proofErr w:type="spellEnd"/>
+      <w:r>
+        <w:t xml:space="preserve"> </w:t>
+      </w:r>
+      <w:proofErr w:type="spellStart"/>
+      <w:r>
+        <w:t>Neighbor</w:t>
+      </w:r>
+      <w:proofErr w:type="spellEnd"/>
+      <w:r>
+        <w:t xml:space="preserve"> (WKNN), tidak membandingkan dengan algoritma klasifikasi lain seperti </w:t>
+      </w:r>
+      <w:proofErr w:type="spellStart"/>
+      <w:r>
+        <w:t>Naive</w:t>
+      </w:r>
+      <w:proofErr w:type="spellEnd"/>
+      <w:r>
+        <w:t xml:space="preserve"> </w:t>
+      </w:r>
+      <w:proofErr w:type="spellStart"/>
+      <w:r>
+        <w:t>Bayes</w:t>
+      </w:r>
+      <w:proofErr w:type="spellEnd"/>
+      <w:r>
+        <w:t xml:space="preserve">, </w:t>
+      </w:r>
+      <w:proofErr w:type="spellStart"/>
+      <w:r>
+        <w:t>Support</w:t>
+      </w:r>
+      <w:proofErr w:type="spellEnd"/>
+      <w:r>
+        <w:t xml:space="preserve"> </w:t>
+      </w:r>
+      <w:proofErr w:type="spellStart"/>
+      <w:r>
+        <w:t>Vector</w:t>
+      </w:r>
+      <w:proofErr w:type="spellEnd"/>
+      <w:r>
+        <w:t xml:space="preserve"> </w:t>
+      </w:r>
+      <w:proofErr w:type="spellStart"/>
+      <w:r>
+        <w:t>Machine</w:t>
+      </w:r>
+      <w:proofErr w:type="spellEnd"/>
+      <w:r>
+        <w:t xml:space="preserve">, atau metode </w:t>
+      </w:r>
+      <w:proofErr w:type="spellStart"/>
+      <w:r>
+        <w:t>deep</w:t>
+      </w:r>
+      <w:proofErr w:type="spellEnd"/>
+      <w:r>
+        <w:t xml:space="preserve"> </w:t>
+      </w:r>
+      <w:proofErr w:type="spellStart"/>
+      <w:r>
+        <w:t>learning</w:t>
+      </w:r>
+      <w:proofErr w:type="spellEnd"/>
+      <w:r>
+        <w:t>.</w:t>
+      </w:r>
+    </w:p>
+    <w:p>
+      <w:pPr>
+        <w:pStyle w:val="ListParagraph"/>
+        <w:numPr>
+          <w:ilvl w:val="0"/>
+          <w:numId w:val="4"/>
+        </w:numPr>
+      </w:pPr>
+      <w:r>
+        <w:t xml:space="preserve">Metrik jarak yang dibandingkan dibatasi pada </w:t>
+      </w:r>
+      <w:proofErr w:type="spellStart"/>
+      <w:r>
+        <w:t>Euclidean</w:t>
+      </w:r>
+      <w:proofErr w:type="spellEnd"/>
+      <w:r>
+        <w:t xml:space="preserve"> </w:t>
+      </w:r>
+      <w:proofErr w:type="spellStart"/>
+      <w:r>
+        <w:t>Distance</w:t>
+      </w:r>
+      <w:proofErr w:type="spellEnd"/>
+      <w:r>
+        <w:t xml:space="preserve"> dan </w:t>
+      </w:r>
+      <w:proofErr w:type="spellStart"/>
+      <w:r>
+        <w:t>Cosine</w:t>
+      </w:r>
+      <w:proofErr w:type="spellEnd"/>
+      <w:r>
+        <w:t xml:space="preserve"> </w:t>
+      </w:r>
+      <w:proofErr w:type="spellStart"/>
+      <w:r>
+        <w:t>Distance</w:t>
+      </w:r>
+      <w:proofErr w:type="spellEnd"/>
+      <w:r>
+        <w:t xml:space="preserve">, tidak mencakup metrik jarak lain seperti </w:t>
+      </w:r>
+      <w:proofErr w:type="spellStart"/>
+      <w:r>
+        <w:t>Manhattan</w:t>
+      </w:r>
+      <w:proofErr w:type="spellEnd"/>
+      <w:r>
+        <w:t xml:space="preserve"> </w:t>
+      </w:r>
+      <w:proofErr w:type="spellStart"/>
+      <w:r>
+        <w:t>Distance</w:t>
+      </w:r>
+      <w:proofErr w:type="spellEnd"/>
+      <w:r>
+        <w:t xml:space="preserve"> atau </w:t>
+      </w:r>
+      <w:proofErr w:type="spellStart"/>
+      <w:r>
+        <w:t>Minkowski</w:t>
+      </w:r>
+      <w:proofErr w:type="spellEnd"/>
+      <w:r>
+        <w:t xml:space="preserve"> </w:t>
+      </w:r>
+      <w:proofErr w:type="spellStart"/>
+      <w:r>
+        <w:t>Distance</w:t>
+      </w:r>
+      <w:proofErr w:type="spellEnd"/>
+      <w:r>
+        <w:t>.</w:t>
+      </w:r>
+    </w:p>
+    <w:p>
+      <w:pPr>
+        <w:pStyle w:val="ListParagraph"/>
+        <w:numPr>
+          <w:ilvl w:val="0"/>
+          <w:numId w:val="4"/>
+        </w:numPr>
+      </w:pPr>
+      <w:r>
+        <w:t xml:space="preserve">Ekstraksi fitur teks dilakukan menggunakan metode Term </w:t>
+      </w:r>
+      <w:proofErr w:type="spellStart"/>
+      <w:r>
+        <w:t>Frequency-Inverse</w:t>
+      </w:r>
+      <w:proofErr w:type="spellEnd"/>
+      <w:r>
+        <w:t xml:space="preserve"> </w:t>
+      </w:r>
+      <w:proofErr w:type="spellStart"/>
+      <w:r>
+        <w:t>Document</w:t>
+      </w:r>
+      <w:proofErr w:type="spellEnd"/>
+      <w:r>
+        <w:t xml:space="preserve"> </w:t>
+      </w:r>
+      <w:proofErr w:type="spellStart"/>
+      <w:r>
+        <w:t>Frequency</w:t>
+      </w:r>
+      <w:proofErr w:type="spellEnd"/>
+      <w:r>
+        <w:t xml:space="preserve"> (TF-IDF).</w:t>
+      </w:r>
+    </w:p>
+    <w:p>
+      <w:pPr>
+        <w:pStyle w:val="ListParagraph"/>
+        <w:numPr>
+          <w:ilvl w:val="0"/>
+          <w:numId w:val="4"/>
+        </w:numPr>
+      </w:pPr>
+      <w:r>
+        <w:t>Nilai K yang diujikan dibatasi pada nilai ganjil, yaitu K = 3, 5, 7, 9, dan 11, untuk menghindari hasil voting yang seimbang (</w:t>
+      </w:r>
+      <w:proofErr w:type="spellStart"/>
+      <w:r>
+        <w:t>draw</w:t>
+      </w:r>
+      <w:proofErr w:type="spellEnd"/>
+      <w:r>
+        <w:t>).</w:t>
+      </w:r>
+    </w:p>
+    <w:p>
+      <w:pPr>
+        <w:pStyle w:val="ListParagraph"/>
+        <w:numPr>
+          <w:ilvl w:val="0"/>
+          <w:numId w:val="4"/>
+        </w:numPr>
+      </w:pPr>
+      <w:r>
+        <w:t xml:space="preserve">Pembagian data latih dan data uji menggunakan rasio 80:20 dengan </w:t>
+      </w:r>
+      <w:proofErr w:type="spellStart"/>
+      <w:r>
+        <w:t>stratified</w:t>
+      </w:r>
+      <w:proofErr w:type="spellEnd"/>
+      <w:r>
+        <w:t xml:space="preserve"> </w:t>
+      </w:r>
+      <w:proofErr w:type="spellStart"/>
+      <w:r>
+        <w:t>split</w:t>
+      </w:r>
+      <w:proofErr w:type="spellEnd"/>
+      <w:r>
+        <w:t xml:space="preserve"> untuk menjaga keseimbangan proporsi kelas.</w:t>
+      </w:r>
+    </w:p>
+    <w:p>
+      <w:pPr>
+        <w:pStyle w:val="ListParagraph"/>
+        <w:numPr>
+          <w:ilvl w:val="0"/>
+          <w:numId w:val="4"/>
+        </w:numPr>
+      </w:pPr>
+      <w:r>
+        <w:t xml:space="preserve">Evaluasi performa model dilakukan menggunakan </w:t>
+      </w:r>
+      <w:proofErr w:type="spellStart"/>
+      <w:r>
+        <w:t>Confusion</w:t>
+      </w:r>
+      <w:proofErr w:type="spellEnd"/>
+      <w:r>
+        <w:t xml:space="preserve"> Matrix dengan metrik </w:t>
+      </w:r>
+      <w:proofErr w:type="spellStart"/>
+      <w:r>
+        <w:t>Accuracy</w:t>
+      </w:r>
+      <w:proofErr w:type="spellEnd"/>
+      <w:r>
+        <w:t xml:space="preserve">, </w:t>
+      </w:r>
+      <w:proofErr w:type="spellStart"/>
+      <w:r>
+        <w:t>Precision</w:t>
+      </w:r>
+      <w:proofErr w:type="spellEnd"/>
+      <w:r>
+        <w:t xml:space="preserve">, </w:t>
+      </w:r>
+      <w:proofErr w:type="spellStart"/>
+      <w:r>
+        <w:t>Recall</w:t>
+      </w:r>
+      <w:proofErr w:type="spellEnd"/>
+      <w:r>
+        <w:t>, dan F1-Score.</w:t>
+      </w:r>
+    </w:p>
+    <w:p>
+      <w:pPr>
+        <w:pStyle w:val="ListParagraph"/>
+        <w:numPr>
+          <w:ilvl w:val="0"/>
+          <w:numId w:val="4"/>
+        </w:numPr>
+      </w:pPr>
+      <w:r>
+        <w:t>Penelitian ini berfokus pada perbandingan performa algoritma dan metrik jarak, bukan pada pengembangan aplikasi web sebagai produk akhir.</w:t>
+      </w:r>
+    </w:p>
+    <w:p>
+      <w:pPr>
+        <w:pStyle w:val="Heading2"/>
+      </w:pPr>
+      <w:r>
+        <w:lastRenderedPageBreak/>
+        <w:t>Maksud dan Tujuan</w:t>
+      </w:r>
+    </w:p>
+    <w:p>
+      <w:pPr>
+        <w:pStyle w:val="Heading3"/>
+      </w:pPr>
+      <w:r>
+        <w:t>Maksud</w:t>
+      </w:r>
+    </w:p>
+    <w:p>
+      <w:r>
+        <w:tab/>
+      </w:r>
+      <w:r>
+        <w:t>Maksud dari penelitian ini adalah untuk menganalisis dan membandingkan performa algoritma K-</w:t>
+      </w:r>
+      <w:proofErr w:type="spellStart"/>
+      <w:r>
+        <w:t>Nearest</w:t>
+      </w:r>
+      <w:proofErr w:type="spellEnd"/>
+      <w:r>
+        <w:t xml:space="preserve"> </w:t>
+      </w:r>
+      <w:proofErr w:type="spellStart"/>
+      <w:r>
+        <w:t>Neighbor</w:t>
+      </w:r>
+      <w:proofErr w:type="spellEnd"/>
+      <w:r>
+        <w:t xml:space="preserve"> (KNN) dan </w:t>
+      </w:r>
+      <w:proofErr w:type="spellStart"/>
+      <w:r>
+        <w:t>Weighted</w:t>
+      </w:r>
+      <w:proofErr w:type="spellEnd"/>
+      <w:r>
+        <w:t xml:space="preserve"> K-</w:t>
+      </w:r>
+      <w:proofErr w:type="spellStart"/>
+      <w:r>
+        <w:t>Nearest</w:t>
+      </w:r>
+      <w:proofErr w:type="spellEnd"/>
+      <w:r>
+        <w:t xml:space="preserve"> </w:t>
+      </w:r>
+      <w:proofErr w:type="spellStart"/>
+      <w:r>
+        <w:t>Neighbor</w:t>
+      </w:r>
+      <w:proofErr w:type="spellEnd"/>
+      <w:r>
+        <w:t xml:space="preserve"> (WKNN) dengan menggunakan dua metrik jarak, yaitu </w:t>
+      </w:r>
+      <w:proofErr w:type="spellStart"/>
+      <w:r>
+        <w:t>Euclidean</w:t>
+      </w:r>
+      <w:proofErr w:type="spellEnd"/>
+      <w:r>
+        <w:t xml:space="preserve"> </w:t>
+      </w:r>
+      <w:proofErr w:type="spellStart"/>
+      <w:r>
+        <w:t>Distance</w:t>
+      </w:r>
+      <w:proofErr w:type="spellEnd"/>
+      <w:r>
+        <w:t xml:space="preserve"> dan </w:t>
+      </w:r>
+      <w:proofErr w:type="spellStart"/>
+      <w:r>
+        <w:t>Cosine</w:t>
+      </w:r>
+      <w:proofErr w:type="spellEnd"/>
+      <w:r>
+        <w:t xml:space="preserve"> </w:t>
+      </w:r>
+      <w:proofErr w:type="spellStart"/>
+      <w:r>
+        <w:t>Distance</w:t>
+      </w:r>
+      <w:proofErr w:type="spellEnd"/>
+      <w:r>
+        <w:t>, dalam melakukan klasifikasi sentimen pada ulasan produk Tokopedia.</w:t>
+      </w:r>
+    </w:p>
+    <w:p>
+      <w:pPr>
+        <w:pStyle w:val="Heading3"/>
+      </w:pPr>
+      <w:r>
+        <w:t>Tujuan</w:t>
+      </w:r>
+    </w:p>
+    <w:p>
+      <w:r>
+        <w:t>Tujuan dari penelitian ini adalah sebagai berikut:</w:t>
+      </w:r>
+    </w:p>
+    <w:p>
+      <w:pPr>
+        <w:pStyle w:val="ListParagraph"/>
+        <w:numPr>
+          <w:ilvl w:val="0"/>
+          <w:numId w:val="6"/>
+        </w:numPr>
+      </w:pPr>
+      <w:r>
+        <w:t>Mengimplementasikan algoritma K-</w:t>
+      </w:r>
+      <w:proofErr w:type="spellStart"/>
+      <w:r>
+        <w:t>Nearest</w:t>
+      </w:r>
+      <w:proofErr w:type="spellEnd"/>
+      <w:r>
+        <w:t xml:space="preserve"> </w:t>
+      </w:r>
+      <w:proofErr w:type="spellStart"/>
+      <w:r>
+        <w:t>Neighbor</w:t>
+      </w:r>
+      <w:proofErr w:type="spellEnd"/>
+      <w:r>
+        <w:t xml:space="preserve"> (KNN) dan </w:t>
+      </w:r>
+      <w:proofErr w:type="spellStart"/>
+      <w:r>
+        <w:t>Weighted</w:t>
+      </w:r>
+      <w:proofErr w:type="spellEnd"/>
+      <w:r>
+        <w:t xml:space="preserve"> K-</w:t>
+      </w:r>
+      <w:proofErr w:type="spellStart"/>
+      <w:r>
+        <w:t>Nearest</w:t>
+      </w:r>
+      <w:proofErr w:type="spellEnd"/>
+      <w:r>
+        <w:t xml:space="preserve"> </w:t>
+      </w:r>
+      <w:proofErr w:type="spellStart"/>
+      <w:r>
+        <w:t>Neighbor</w:t>
+      </w:r>
+      <w:proofErr w:type="spellEnd"/>
+      <w:r>
+        <w:t xml:space="preserve"> (WKNN) untuk klasifikasi sentimen ulasan produk Tokopedia.</w:t>
+      </w:r>
+    </w:p>
+    <w:p>
+      <w:pPr>
+        <w:pStyle w:val="ListParagraph"/>
+        <w:numPr>
+          <w:ilvl w:val="0"/>
+          <w:numId w:val="6"/>
+        </w:numPr>
+      </w:pPr>
+      <w:r>
+        <w:t xml:space="preserve">Mengimplementasikan dua metrik jarak, yaitu </w:t>
+      </w:r>
+      <w:proofErr w:type="spellStart"/>
+      <w:r>
+        <w:t>Euclidean</w:t>
+      </w:r>
+      <w:proofErr w:type="spellEnd"/>
+      <w:r>
+        <w:t xml:space="preserve"> </w:t>
+      </w:r>
+      <w:proofErr w:type="spellStart"/>
+      <w:r>
+        <w:t>Distance</w:t>
+      </w:r>
+      <w:proofErr w:type="spellEnd"/>
+      <w:r>
+        <w:t xml:space="preserve"> dan </w:t>
+      </w:r>
+      <w:proofErr w:type="spellStart"/>
+      <w:r>
+        <w:t>Cosine</w:t>
+      </w:r>
+      <w:proofErr w:type="spellEnd"/>
+      <w:r>
+        <w:t xml:space="preserve"> </w:t>
+      </w:r>
+      <w:proofErr w:type="spellStart"/>
+      <w:r>
+        <w:t>Distance</w:t>
+      </w:r>
+      <w:proofErr w:type="spellEnd"/>
+      <w:r>
+        <w:t>, pada kedua algoritma tersebut.</w:t>
+      </w:r>
+    </w:p>
+    <w:p>
+      <w:pPr>
+        <w:pStyle w:val="ListParagraph"/>
+        <w:numPr>
+          <w:ilvl w:val="0"/>
+          <w:numId w:val="6"/>
+        </w:numPr>
+      </w:pPr>
+      <w:r>
+        <w:t>Mengevaluasi dan membandingkan performa dari keempat kombinasi algoritma dan metrik jarak (KNN-</w:t>
+      </w:r>
+      <w:proofErr w:type="spellStart"/>
+      <w:r>
+        <w:t>Euclidean</w:t>
+      </w:r>
+      <w:proofErr w:type="spellEnd"/>
+      <w:r>
+        <w:t>, KNN-</w:t>
+      </w:r>
+      <w:proofErr w:type="spellStart"/>
+      <w:r>
+        <w:t>Cosine</w:t>
+      </w:r>
+      <w:proofErr w:type="spellEnd"/>
+      <w:r>
+        <w:t>, WKNN-</w:t>
+      </w:r>
+      <w:proofErr w:type="spellStart"/>
+      <w:r>
+        <w:t>Euclidean</w:t>
+      </w:r>
+      <w:proofErr w:type="spellEnd"/>
+      <w:r>
+        <w:t>, WKNN-</w:t>
+      </w:r>
+      <w:proofErr w:type="spellStart"/>
+      <w:r>
+        <w:t>Cosine</w:t>
+      </w:r>
+      <w:proofErr w:type="spellEnd"/>
+      <w:r>
+        <w:t xml:space="preserve">) menggunakan metrik </w:t>
+      </w:r>
+      <w:proofErr w:type="spellStart"/>
+      <w:r>
+        <w:t>Accuracy</w:t>
+      </w:r>
+      <w:proofErr w:type="spellEnd"/>
+      <w:r>
+        <w:t xml:space="preserve">, </w:t>
+      </w:r>
+      <w:proofErr w:type="spellStart"/>
+      <w:r>
+        <w:t>Precision</w:t>
+      </w:r>
+      <w:proofErr w:type="spellEnd"/>
+      <w:r>
+        <w:t xml:space="preserve">, </w:t>
+      </w:r>
+      <w:proofErr w:type="spellStart"/>
+      <w:r>
+        <w:t>Recall</w:t>
+      </w:r>
+      <w:proofErr w:type="spellEnd"/>
+      <w:r>
+        <w:t>, dan F1-Score.</w:t>
+      </w:r>
+    </w:p>
+    <w:p>
+      <w:pPr>
+        <w:pStyle w:val="ListParagraph"/>
+        <w:numPr>
+          <w:ilvl w:val="0"/>
+          <w:numId w:val="6"/>
+        </w:numPr>
+      </w:pPr>
+      <w:r>
+        <w:t xml:space="preserve">Menentukan kombinasi algoritma dan metrik jarak yang memberikan performa klasifikasi sentimen terbaik pada </w:t>
+      </w:r>
+      <w:proofErr w:type="spellStart"/>
+      <w:r>
+        <w:t>dataset</w:t>
+      </w:r>
+      <w:proofErr w:type="spellEnd"/>
+      <w:r>
+        <w:t xml:space="preserve"> ulasan produk Tokopedia.</w:t>
+      </w:r>
+    </w:p>
+    <w:p>
+      <w:pPr>
+        <w:pStyle w:val="Heading2"/>
+      </w:pPr>
+      <w:r>
+        <w:t>Manfaat Penelitian</w:t>
+      </w:r>
+    </w:p>
+    <w:p>
+      <w:pPr>
+        <w:pStyle w:val="Heading3"/>
+      </w:pPr>
+      <w:r>
+        <w:t>Manfaat Teoritis</w:t>
+      </w:r>
+    </w:p>
+    <w:p>
+      <w:pPr>
+        <w:pStyle w:val="ListParagraph"/>
+        <w:numPr>
+          <w:ilvl w:val="0"/>
+          <w:numId w:val="7"/>
+        </w:numPr>
+      </w:pPr>
+      <w:r>
+        <w:t>Mengimplementasikan algoritma K-</w:t>
+      </w:r>
+      <w:proofErr w:type="spellStart"/>
+      <w:r>
+        <w:t>Nearest</w:t>
+      </w:r>
+      <w:proofErr w:type="spellEnd"/>
+      <w:r>
+        <w:t xml:space="preserve"> </w:t>
+      </w:r>
+      <w:proofErr w:type="spellStart"/>
+      <w:r>
+        <w:t>Neighbor</w:t>
+      </w:r>
+      <w:proofErr w:type="spellEnd"/>
+      <w:r>
+        <w:t xml:space="preserve"> (KNN) dan </w:t>
+      </w:r>
+      <w:proofErr w:type="spellStart"/>
+      <w:r>
+        <w:t>Weighted</w:t>
+      </w:r>
+      <w:proofErr w:type="spellEnd"/>
+      <w:r>
+        <w:t xml:space="preserve"> K-</w:t>
+      </w:r>
+      <w:proofErr w:type="spellStart"/>
+      <w:r>
+        <w:t>Nearest</w:t>
+      </w:r>
+      <w:proofErr w:type="spellEnd"/>
+      <w:r>
+        <w:t xml:space="preserve"> </w:t>
+      </w:r>
+      <w:proofErr w:type="spellStart"/>
+      <w:r>
+        <w:t>Neighbor</w:t>
+      </w:r>
+      <w:proofErr w:type="spellEnd"/>
+      <w:r>
+        <w:t xml:space="preserve"> (WKNN) untuk klasifikasi sentimen ulasan produk Tokopedia.</w:t>
+      </w:r>
+    </w:p>
+    <w:p>
+      <w:pPr>
+        <w:pStyle w:val="ListParagraph"/>
+        <w:numPr>
+          <w:ilvl w:val="0"/>
+          <w:numId w:val="7"/>
+        </w:numPr>
+      </w:pPr>
+      <w:r>
+        <w:t xml:space="preserve">Mengimplementasikan dua metrik jarak, yaitu </w:t>
+      </w:r>
+      <w:proofErr w:type="spellStart"/>
+      <w:r>
+        <w:t>Euclidean</w:t>
+      </w:r>
+      <w:proofErr w:type="spellEnd"/>
+      <w:r>
+        <w:t xml:space="preserve"> </w:t>
+      </w:r>
+      <w:proofErr w:type="spellStart"/>
+      <w:r>
+        <w:t>Distance</w:t>
+      </w:r>
+      <w:proofErr w:type="spellEnd"/>
+      <w:r>
+        <w:t xml:space="preserve"> dan </w:t>
+      </w:r>
+      <w:proofErr w:type="spellStart"/>
+      <w:r>
+        <w:t>Cosine</w:t>
+      </w:r>
+      <w:proofErr w:type="spellEnd"/>
+      <w:r>
+        <w:t xml:space="preserve"> </w:t>
+      </w:r>
+      <w:proofErr w:type="spellStart"/>
+      <w:r>
+        <w:t>Distance</w:t>
+      </w:r>
+      <w:proofErr w:type="spellEnd"/>
+      <w:r>
+        <w:t>, pada kedua algoritma tersebut.</w:t>
+      </w:r>
+    </w:p>
+    <w:p>
+      <w:pPr>
+        <w:pStyle w:val="ListParagraph"/>
+        <w:numPr>
+          <w:ilvl w:val="0"/>
+          <w:numId w:val="7"/>
+        </w:numPr>
+      </w:pPr>
+      <w:r>
+        <w:lastRenderedPageBreak/>
+        <w:t>Mengevaluasi dan membandingkan performa dari keempat kombinasi algoritma dan metrik jarak (KNN-</w:t>
+      </w:r>
+      <w:proofErr w:type="spellStart"/>
+      <w:r>
+        <w:t>Euclidean</w:t>
+      </w:r>
+      <w:proofErr w:type="spellEnd"/>
+      <w:r>
+        <w:t>, KNN-</w:t>
+      </w:r>
+      <w:proofErr w:type="spellStart"/>
+      <w:r>
+        <w:t>Cosine</w:t>
+      </w:r>
+      <w:proofErr w:type="spellEnd"/>
+      <w:r>
+        <w:t>, WKNN-</w:t>
+      </w:r>
+      <w:proofErr w:type="spellStart"/>
+      <w:r>
+        <w:t>Euclidean</w:t>
+      </w:r>
+      <w:proofErr w:type="spellEnd"/>
+      <w:r>
+        <w:t>, WKNN-</w:t>
+      </w:r>
+      <w:proofErr w:type="spellStart"/>
+      <w:r>
+        <w:t>Cosine</w:t>
+      </w:r>
+      <w:proofErr w:type="spellEnd"/>
+      <w:r>
+        <w:t xml:space="preserve">) menggunakan metrik </w:t>
+      </w:r>
+      <w:proofErr w:type="spellStart"/>
+      <w:r>
+        <w:t>Accuracy</w:t>
+      </w:r>
+      <w:proofErr w:type="spellEnd"/>
+      <w:r>
+        <w:t xml:space="preserve">, </w:t>
+      </w:r>
+      <w:proofErr w:type="spellStart"/>
+      <w:r>
+        <w:t>Precision</w:t>
+      </w:r>
+      <w:proofErr w:type="spellEnd"/>
+      <w:r>
+        <w:t xml:space="preserve">, </w:t>
+      </w:r>
+      <w:proofErr w:type="spellStart"/>
+      <w:r>
+        <w:t>Recall</w:t>
+      </w:r>
+      <w:proofErr w:type="spellEnd"/>
+      <w:r>
+        <w:t>, dan F1-Score.</w:t>
+      </w:r>
+    </w:p>
+    <w:p>
+      <w:pPr>
+        <w:pStyle w:val="ListParagraph"/>
+        <w:numPr>
+          <w:ilvl w:val="0"/>
+          <w:numId w:val="7"/>
+        </w:numPr>
+      </w:pPr>
+      <w:r>
+        <w:t xml:space="preserve">Menentukan kombinasi algoritma dan metrik jarak yang memberikan performa klasifikasi sentimen terbaik pada </w:t>
+      </w:r>
+      <w:proofErr w:type="spellStart"/>
+      <w:r>
+        <w:t>dataset</w:t>
+      </w:r>
+      <w:proofErr w:type="spellEnd"/>
+      <w:r>
+        <w:t xml:space="preserve"> ulasan produk Tokopedia.</w:t>
+      </w:r>
+    </w:p>
+    <w:p>
+      <w:pPr>
+        <w:pStyle w:val="Heading3"/>
+      </w:pPr>
+      <w:r>
+        <w:t>Manfaat Praktis</w:t>
+      </w:r>
+    </w:p>
+    <w:p>
+      <w:pPr>
+        <w:pStyle w:val="ListParagraph"/>
+        <w:numPr>
+          <w:ilvl w:val="0"/>
+          <w:numId w:val="8"/>
+        </w:numPr>
+      </w:pPr>
+      <w:r>
+        <w:t>Mengimplementasikan algoritma K-</w:t>
+      </w:r>
+      <w:proofErr w:type="spellStart"/>
+      <w:r>
+        <w:t>Nearest</w:t>
+      </w:r>
+      <w:proofErr w:type="spellEnd"/>
+      <w:r>
+        <w:t xml:space="preserve"> </w:t>
+      </w:r>
+      <w:proofErr w:type="spellStart"/>
+      <w:r>
+        <w:t>Neighbor</w:t>
+      </w:r>
+      <w:proofErr w:type="spellEnd"/>
+      <w:r>
+        <w:t xml:space="preserve"> (KNN) dan </w:t>
+      </w:r>
+      <w:proofErr w:type="spellStart"/>
+      <w:r>
+        <w:t>Weighted</w:t>
+      </w:r>
+      <w:proofErr w:type="spellEnd"/>
+      <w:r>
+        <w:t xml:space="preserve"> K-</w:t>
+      </w:r>
+      <w:proofErr w:type="spellStart"/>
+      <w:r>
+        <w:t>Nearest</w:t>
+      </w:r>
+      <w:proofErr w:type="spellEnd"/>
+      <w:r>
+        <w:t xml:space="preserve"> </w:t>
+      </w:r>
+      <w:proofErr w:type="spellStart"/>
+      <w:r>
+        <w:t>Neighbor</w:t>
+      </w:r>
+      <w:proofErr w:type="spellEnd"/>
+      <w:r>
+        <w:t xml:space="preserve"> (WKNN) untuk klasifikasi sentimen ulasan produk Tokopedia.</w:t>
+      </w:r>
+    </w:p>
+    <w:p>
+      <w:pPr>
+        <w:pStyle w:val="ListParagraph"/>
+        <w:numPr>
+          <w:ilvl w:val="0"/>
+          <w:numId w:val="8"/>
+        </w:numPr>
+      </w:pPr>
+      <w:r>
+        <w:t xml:space="preserve">Mengimplementasikan dua metrik jarak, yaitu </w:t>
+      </w:r>
+      <w:proofErr w:type="spellStart"/>
+      <w:r>
+        <w:t>Euclidean</w:t>
+      </w:r>
+      <w:proofErr w:type="spellEnd"/>
+      <w:r>
+        <w:t xml:space="preserve"> </w:t>
+      </w:r>
+      <w:proofErr w:type="spellStart"/>
+      <w:r>
+        <w:t>Distance</w:t>
+      </w:r>
+      <w:proofErr w:type="spellEnd"/>
+      <w:r>
+        <w:t xml:space="preserve"> dan </w:t>
+      </w:r>
+      <w:proofErr w:type="spellStart"/>
+      <w:r>
+        <w:t>Cosine</w:t>
+      </w:r>
+      <w:proofErr w:type="spellEnd"/>
+      <w:r>
+        <w:t xml:space="preserve"> </w:t>
+      </w:r>
+      <w:proofErr w:type="spellStart"/>
+      <w:r>
+        <w:t>Distance</w:t>
+      </w:r>
+      <w:proofErr w:type="spellEnd"/>
+      <w:r>
+        <w:t>, pada kedua algoritma tersebut.</w:t>
+      </w:r>
+    </w:p>
+    <w:p>
+      <w:pPr>
+        <w:pStyle w:val="ListParagraph"/>
+        <w:numPr>
+          <w:ilvl w:val="0"/>
+          <w:numId w:val="8"/>
+        </w:numPr>
+      </w:pPr>
+      <w:r>
+        <w:t>Mengevaluasi dan membandingkan performa dari keempat kombinasi algoritma dan metrik jarak (KNN-</w:t>
+      </w:r>
+      <w:proofErr w:type="spellStart"/>
+      <w:r>
+        <w:t>Euclidean</w:t>
+      </w:r>
+      <w:proofErr w:type="spellEnd"/>
+      <w:r>
+        <w:t>, KNN-</w:t>
+      </w:r>
+      <w:proofErr w:type="spellStart"/>
+      <w:r>
+        <w:t>Cosine</w:t>
+      </w:r>
+      <w:proofErr w:type="spellEnd"/>
+      <w:r>
+        <w:t>, WKNN-</w:t>
+      </w:r>
+      <w:proofErr w:type="spellStart"/>
+      <w:r>
+        <w:t>Euclidean</w:t>
+      </w:r>
+      <w:proofErr w:type="spellEnd"/>
+      <w:r>
+        <w:t>, WKNN-</w:t>
+      </w:r>
+      <w:proofErr w:type="spellStart"/>
+      <w:r>
+        <w:t>Cosine</w:t>
+      </w:r>
+      <w:proofErr w:type="spellEnd"/>
+      <w:r>
+        <w:t xml:space="preserve">) menggunakan metrik </w:t>
+      </w:r>
+      <w:proofErr w:type="spellStart"/>
+      <w:r>
+        <w:t>Accuracy</w:t>
+      </w:r>
+      <w:proofErr w:type="spellEnd"/>
+      <w:r>
+        <w:t xml:space="preserve">, </w:t>
+      </w:r>
+      <w:proofErr w:type="spellStart"/>
+      <w:r>
+        <w:t>Precision</w:t>
+      </w:r>
+      <w:proofErr w:type="spellEnd"/>
+      <w:r>
+        <w:t xml:space="preserve">, </w:t>
+      </w:r>
+      <w:proofErr w:type="spellStart"/>
+      <w:r>
+        <w:t>Recall</w:t>
+      </w:r>
+      <w:proofErr w:type="spellEnd"/>
+      <w:r>
+        <w:t>, dan F1-Score.</w:t>
+      </w:r>
+    </w:p>
+    <w:p>
+      <w:pPr>
+        <w:pStyle w:val="ListParagraph"/>
+        <w:numPr>
+          <w:ilvl w:val="0"/>
+          <w:numId w:val="8"/>
+        </w:numPr>
+      </w:pPr>
+      <w:r>
+        <w:t xml:space="preserve">Menentukan kombinasi algoritma dan metrik jarak yang memberikan performa klasifikasi sentimen terbaik pada </w:t>
+      </w:r>
+      <w:proofErr w:type="spellStart"/>
+      <w:r>
+        <w:t>dataset</w:t>
+      </w:r>
+      <w:proofErr w:type="spellEnd"/>
+      <w:r>
+        <w:t xml:space="preserve"> ulasan produk Tokopedia.</w:t>
+      </w:r>
+    </w:p>
+    <w:p>
+      <w:pPr>
+        <w:pStyle w:val="Heading2"/>
+      </w:pPr>
+      <w:r>
+        <w:t>Metodologi Penelitian</w:t>
+      </w:r>
+    </w:p>
+    <w:p>
+      <w:r>
+        <w:tab/>
+      </w:r>
+      <w:r>
+        <w:t>Metodologi yang digunakan dalam penelitian ini terdiri dari beberapa tahapan sebagai berikut</w:t>
+      </w:r>
+      <w:r>
+        <w:t>:</w:t>
+      </w:r>
+    </w:p>
+    <w:p>
+      <w:pPr>
+        <w:pStyle w:val="ListParagraph"/>
+        <w:numPr>
+          <w:ilvl w:val="0"/>
+          <w:numId w:val="9"/>
+        </w:numPr>
+      </w:pPr>
+      <w:r>
+        <w:rPr>
+          <w:b/>
+        </w:rPr>
+        <w:t>Pengumpulan Data</w:t>
+      </w:r>
+      <w:r>
+        <w:t xml:space="preserve">, yaitu penggunaan data sekunder berupa </w:t>
+      </w:r>
+      <w:proofErr w:type="spellStart"/>
+      <w:r>
+        <w:t>dataset</w:t>
+      </w:r>
+      <w:proofErr w:type="spellEnd"/>
+      <w:r>
+        <w:t xml:space="preserve"> PRDECT-ID yang berisikan 5.400 ulasan produk Tokopedia beserta label sentimennya.</w:t>
+      </w:r>
+    </w:p>
+    <w:p>
+      <w:pPr>
+        <w:pStyle w:val="ListParagraph"/>
+        <w:numPr>
+          <w:ilvl w:val="0"/>
+          <w:numId w:val="9"/>
+        </w:numPr>
+      </w:pPr>
+      <w:proofErr w:type="spellStart"/>
+      <w:r>
+        <w:rPr>
+          <w:b/>
+        </w:rPr>
+        <w:t>Text</w:t>
+      </w:r>
+      <w:proofErr w:type="spellEnd"/>
+      <w:r>
+        <w:rPr>
+          <w:b/>
+        </w:rPr>
+        <w:t xml:space="preserve"> </w:t>
+      </w:r>
+      <w:proofErr w:type="spellStart"/>
+      <w:r>
+        <w:rPr>
+          <w:b/>
+        </w:rPr>
+        <w:t>Preprocessing</w:t>
+      </w:r>
+      <w:proofErr w:type="spellEnd"/>
+      <w:r>
+        <w:t xml:space="preserve">, meliputi tahapan </w:t>
+      </w:r>
+      <w:proofErr w:type="spellStart"/>
+      <w:r>
+        <w:t>Case</w:t>
+      </w:r>
+      <w:proofErr w:type="spellEnd"/>
+      <w:r>
+        <w:t xml:space="preserve"> </w:t>
+      </w:r>
+      <w:proofErr w:type="spellStart"/>
+      <w:r>
+        <w:t>Folding</w:t>
+      </w:r>
+      <w:proofErr w:type="spellEnd"/>
+      <w:r>
+        <w:t xml:space="preserve">, </w:t>
+      </w:r>
+      <w:proofErr w:type="spellStart"/>
+      <w:r>
+        <w:t>Cleaning</w:t>
+      </w:r>
+      <w:proofErr w:type="spellEnd"/>
+      <w:r>
+        <w:t xml:space="preserve">, </w:t>
+      </w:r>
+      <w:proofErr w:type="spellStart"/>
+      <w:r>
+        <w:t>Tokenization</w:t>
+      </w:r>
+      <w:proofErr w:type="spellEnd"/>
+      <w:r>
+        <w:t xml:space="preserve">, </w:t>
+      </w:r>
+      <w:proofErr w:type="spellStart"/>
+      <w:r>
+        <w:t>Stopword</w:t>
+      </w:r>
+      <w:proofErr w:type="spellEnd"/>
+      <w:r>
+        <w:t xml:space="preserve"> </w:t>
+      </w:r>
+      <w:proofErr w:type="spellStart"/>
+      <w:r>
+        <w:t>Removal</w:t>
+      </w:r>
+      <w:proofErr w:type="spellEnd"/>
+      <w:r>
+        <w:t xml:space="preserve">, dan </w:t>
+      </w:r>
+      <w:proofErr w:type="spellStart"/>
+      <w:r>
+        <w:t>Stemming</w:t>
+      </w:r>
+      <w:proofErr w:type="spellEnd"/>
+      <w:r>
+        <w:t xml:space="preserve"> untuk menghasilkan teks bersih (</w:t>
+      </w:r>
+      <w:proofErr w:type="spellStart"/>
+      <w:r>
+        <w:t>clean</w:t>
+      </w:r>
+      <w:proofErr w:type="spellEnd"/>
+      <w:r>
+        <w:t xml:space="preserve"> </w:t>
+      </w:r>
+      <w:proofErr w:type="spellStart"/>
+      <w:r>
+        <w:t>text</w:t>
+      </w:r>
+      <w:proofErr w:type="spellEnd"/>
+      <w:r>
+        <w:t>).</w:t>
+      </w:r>
+    </w:p>
+    <w:p>
+      <w:pPr>
+        <w:pStyle w:val="ListParagraph"/>
+        <w:numPr>
+          <w:ilvl w:val="0"/>
+          <w:numId w:val="9"/>
+        </w:numPr>
+      </w:pPr>
+      <w:r>
+        <w:rPr>
+          <w:b/>
+        </w:rPr>
+        <w:lastRenderedPageBreak/>
+        <w:t>Ekstraksi Fitur</w:t>
+      </w:r>
+      <w:r>
+        <w:t xml:space="preserve">, menggunakan metode Term </w:t>
+      </w:r>
+      <w:proofErr w:type="spellStart"/>
+      <w:r>
+        <w:t>Frequency-Inverse</w:t>
+      </w:r>
+      <w:proofErr w:type="spellEnd"/>
+      <w:r>
+        <w:t xml:space="preserve"> </w:t>
+      </w:r>
+      <w:proofErr w:type="spellStart"/>
+      <w:r>
+        <w:t>Document</w:t>
+      </w:r>
+      <w:proofErr w:type="spellEnd"/>
+      <w:r>
+        <w:t xml:space="preserve"> </w:t>
+      </w:r>
+      <w:proofErr w:type="spellStart"/>
+      <w:r>
+        <w:t>Frequency</w:t>
+      </w:r>
+      <w:proofErr w:type="spellEnd"/>
+      <w:r>
+        <w:t xml:space="preserve"> (TF-IDF) untuk mengubah teks menjadi representasi vektor numerik.</w:t>
+      </w:r>
+    </w:p>
+    <w:p>
+      <w:pPr>
+        <w:pStyle w:val="ListParagraph"/>
+        <w:numPr>
+          <w:ilvl w:val="0"/>
+          <w:numId w:val="9"/>
+        </w:numPr>
+      </w:pPr>
+      <w:r>
+        <w:rPr>
+          <w:b/>
+        </w:rPr>
+        <w:t>Pembagian Data</w:t>
+      </w:r>
+      <w:r>
+        <w:t xml:space="preserve">, menggunakan </w:t>
+      </w:r>
+      <w:proofErr w:type="spellStart"/>
+      <w:r>
+        <w:t>stratified</w:t>
+      </w:r>
+      <w:proofErr w:type="spellEnd"/>
+      <w:r>
+        <w:t xml:space="preserve"> </w:t>
+      </w:r>
+      <w:proofErr w:type="spellStart"/>
+      <w:r>
+        <w:t>split</w:t>
+      </w:r>
+      <w:proofErr w:type="spellEnd"/>
+      <w:r>
+        <w:t xml:space="preserve"> dengan rasio 80:20 untuk menjaga proporsi kelas antara data latih dan data uji.</w:t>
+      </w:r>
+    </w:p>
+    <w:p>
+      <w:pPr>
+        <w:pStyle w:val="ListParagraph"/>
+        <w:numPr>
+          <w:ilvl w:val="0"/>
+          <w:numId w:val="9"/>
+        </w:numPr>
+      </w:pPr>
+      <w:r>
+        <w:rPr>
+          <w:b/>
+        </w:rPr>
+        <w:t>Implementasi Algoritma</w:t>
+      </w:r>
+      <w:r>
+        <w:t>, menerapkan algoritma KNN dan WKNN, masing-masing dengan dua metrik jarak (</w:t>
+      </w:r>
+      <w:proofErr w:type="spellStart"/>
+      <w:r>
+        <w:t>Euclidean</w:t>
+      </w:r>
+      <w:proofErr w:type="spellEnd"/>
+      <w:r>
+        <w:t xml:space="preserve"> </w:t>
+      </w:r>
+      <w:proofErr w:type="spellStart"/>
+      <w:r>
+        <w:t>Distance</w:t>
+      </w:r>
+      <w:proofErr w:type="spellEnd"/>
+      <w:r>
+        <w:t xml:space="preserve"> dan </w:t>
+      </w:r>
+      <w:proofErr w:type="spellStart"/>
+      <w:r>
+        <w:t>Cosine</w:t>
+      </w:r>
+      <w:proofErr w:type="spellEnd"/>
+      <w:r>
+        <w:t xml:space="preserve"> </w:t>
+      </w:r>
+      <w:proofErr w:type="spellStart"/>
+      <w:r>
+        <w:t>Distance</w:t>
+      </w:r>
+      <w:proofErr w:type="spellEnd"/>
+      <w:r>
+        <w:t>), sehingga menghasilkan empat skenario pengujian.</w:t>
+      </w:r>
+    </w:p>
+    <w:p>
+      <w:pPr>
+        <w:pStyle w:val="ListParagraph"/>
+        <w:numPr>
+          <w:ilvl w:val="0"/>
+          <w:numId w:val="9"/>
+        </w:numPr>
+      </w:pPr>
+      <w:r>
+        <w:rPr>
+          <w:b/>
+        </w:rPr>
+        <w:t>Pengujian Nilai K</w:t>
+      </w:r>
+      <w:r>
+        <w:t>, dilakukan pada nilai K ganjil (3, 5, 7, 9, 11) untuk setiap skenario kombinasi algoritma dan metrik jarak.</w:t>
+      </w:r>
+    </w:p>
+    <w:p>
+      <w:pPr>
+        <w:pStyle w:val="ListParagraph"/>
+        <w:numPr>
+          <w:ilvl w:val="0"/>
+          <w:numId w:val="9"/>
+        </w:numPr>
+      </w:pPr>
+      <w:r>
+        <w:rPr>
+          <w:b/>
+        </w:rPr>
+        <w:t>Evaluasi Model</w:t>
+      </w:r>
+      <w:r>
+        <w:t xml:space="preserve">, menggunakan </w:t>
+      </w:r>
+      <w:proofErr w:type="spellStart"/>
+      <w:r>
+        <w:t>Confusion</w:t>
+      </w:r>
+      <w:proofErr w:type="spellEnd"/>
+      <w:r>
+        <w:t xml:space="preserve"> Matrix dan metrik </w:t>
+      </w:r>
+      <w:proofErr w:type="spellStart"/>
+      <w:r>
+        <w:t>Accuracy</w:t>
+      </w:r>
+      <w:proofErr w:type="spellEnd"/>
+      <w:r>
+        <w:t xml:space="preserve">, </w:t>
+      </w:r>
+      <w:proofErr w:type="spellStart"/>
+      <w:r>
+        <w:t>Precision</w:t>
+      </w:r>
+      <w:proofErr w:type="spellEnd"/>
+      <w:r>
+        <w:t xml:space="preserve">, </w:t>
+      </w:r>
+      <w:proofErr w:type="spellStart"/>
+      <w:r>
+        <w:t>Recall</w:t>
+      </w:r>
+      <w:proofErr w:type="spellEnd"/>
+      <w:r>
+        <w:t>, serta F1-Score untuk membandingkan performa keempat skenario.</w:t>
+      </w:r>
+    </w:p>
+    <w:p>
+      <w:pPr>
+        <w:pStyle w:val="ListParagraph"/>
+        <w:numPr>
+          <w:ilvl w:val="0"/>
+          <w:numId w:val="9"/>
+        </w:numPr>
+      </w:pPr>
+      <w:r>
+        <w:rPr>
+          <w:b/>
+        </w:rPr>
+        <w:t>Analisis Hasil</w:t>
+      </w:r>
+      <w:r>
+        <w:t>, berupa perbandingan dan pembahasan hasil evaluasi keempat kombinasi untuk menentukan skenario dengan performa terbaik.</w:t>
+      </w:r>
+    </w:p>
+    <w:p>
+      <w:pPr>
+        <w:pStyle w:val="Heading2"/>
+      </w:pPr>
+      <w:r>
+        <w:t>Sistematika Penulisan</w:t>
+      </w:r>
+    </w:p>
+    <w:p>
+      <w:r>
+        <w:tab/>
+      </w:r>
+      <w:r>
+        <w:t>Sistematika penulisan dalam penelitian ini disusun sebagai berikut:</w:t>
+      </w:r>
+    </w:p>
+    <w:p>
+      <w:pPr>
+        <w:rPr>
+          <w:b/>
+          <w:bCs/>
+        </w:rPr>
+      </w:pPr>
+      <w:r>
+        <w:rPr>
+          <w:b/>
+          <w:bCs/>
+        </w:rPr>
+        <w:t>BAB I PENDAHULUAN</w:t>
+      </w:r>
+    </w:p>
+    <w:p>
+      <w:r>
+        <w:tab/>
+      </w:r>
+      <w:r>
+        <w:t>Bab ini membahas latar belakang masalah, rumusan masalah, batasan masalah, maksud dan tujuan, manfaat penelitian, metodologi penelitian, serta sistematika penulisan.</w:t>
+      </w:r>
+    </w:p>
+    <w:p>
+      <w:pPr>
+        <w:rPr>
+          <w:b/>
+          <w:bCs/>
+        </w:rPr>
+      </w:pPr>
+      <w:r>
+        <w:rPr>
+          <w:b/>
+          <w:bCs/>
+        </w:rPr>
+        <w:t>BAB II LANDASAN TEORI</w:t>
+      </w:r>
+    </w:p>
+    <w:p>
+      <w:r>
+        <w:tab/>
+      </w:r>
+      <w:r>
+        <w:t xml:space="preserve">Bab ini membahas teori-teori yang mendukung penelitian, meliputi analisis sentimen, ulasan produk Tokopedia, </w:t>
+      </w:r>
+      <w:proofErr w:type="spellStart"/>
+      <w:r>
+        <w:t>text</w:t>
+      </w:r>
+      <w:proofErr w:type="spellEnd"/>
+      <w:r>
+        <w:t xml:space="preserve"> </w:t>
+      </w:r>
+      <w:proofErr w:type="spellStart"/>
+      <w:r>
+        <w:t>processing</w:t>
+      </w:r>
+      <w:proofErr w:type="spellEnd"/>
+      <w:r>
+        <w:t>, TF-IDF, algoritma K-</w:t>
+      </w:r>
+      <w:proofErr w:type="spellStart"/>
+      <w:r>
+        <w:t>Nearest</w:t>
+      </w:r>
+      <w:proofErr w:type="spellEnd"/>
+      <w:r>
+        <w:t xml:space="preserve"> </w:t>
+      </w:r>
+      <w:proofErr w:type="spellStart"/>
+      <w:r>
+        <w:t>Neighbor</w:t>
+      </w:r>
+      <w:proofErr w:type="spellEnd"/>
+      <w:r>
+        <w:t xml:space="preserve">, algoritma </w:t>
+      </w:r>
+      <w:proofErr w:type="spellStart"/>
+      <w:r>
+        <w:t>Weighted</w:t>
+      </w:r>
+      <w:proofErr w:type="spellEnd"/>
+      <w:r>
+        <w:t xml:space="preserve"> K-</w:t>
+      </w:r>
+      <w:proofErr w:type="spellStart"/>
+      <w:r>
+        <w:t>Nearest</w:t>
+      </w:r>
+      <w:proofErr w:type="spellEnd"/>
+      <w:r>
+        <w:t xml:space="preserve"> </w:t>
+      </w:r>
+      <w:proofErr w:type="spellStart"/>
+      <w:r>
+        <w:t>Neighbor</w:t>
+      </w:r>
+      <w:proofErr w:type="spellEnd"/>
+      <w:r>
+        <w:t xml:space="preserve">, metrik jarak </w:t>
+      </w:r>
+      <w:proofErr w:type="spellStart"/>
+      <w:r>
+        <w:t>Euclidean</w:t>
+      </w:r>
+      <w:proofErr w:type="spellEnd"/>
+      <w:r>
+        <w:t xml:space="preserve"> </w:t>
+      </w:r>
+      <w:proofErr w:type="spellStart"/>
+      <w:r>
+        <w:t>Distance</w:t>
+      </w:r>
+      <w:proofErr w:type="spellEnd"/>
+      <w:r>
+        <w:t xml:space="preserve"> dan </w:t>
+      </w:r>
+      <w:proofErr w:type="spellStart"/>
+      <w:r>
+        <w:t>Cosine</w:t>
+      </w:r>
+      <w:proofErr w:type="spellEnd"/>
+      <w:r>
+        <w:t xml:space="preserve"> </w:t>
+      </w:r>
+      <w:proofErr w:type="spellStart"/>
+      <w:r>
+        <w:t>Distance</w:t>
+      </w:r>
+      <w:proofErr w:type="spellEnd"/>
+      <w:r>
+        <w:t xml:space="preserve">, </w:t>
+      </w:r>
+      <w:proofErr w:type="spellStart"/>
+      <w:r>
+        <w:t>Confusion</w:t>
+      </w:r>
+      <w:proofErr w:type="spellEnd"/>
+      <w:r>
+        <w:t xml:space="preserve"> Matrix, metrik evaluasi, </w:t>
+      </w:r>
+      <w:proofErr w:type="spellStart"/>
+      <w:r>
+        <w:t>Unified</w:t>
+      </w:r>
+      <w:proofErr w:type="spellEnd"/>
+      <w:r>
+        <w:t xml:space="preserve"> Modeling </w:t>
+      </w:r>
+      <w:proofErr w:type="spellStart"/>
+      <w:r>
+        <w:t>Language</w:t>
+      </w:r>
+      <w:proofErr w:type="spellEnd"/>
+      <w:r>
+        <w:t xml:space="preserve"> (UML), serta penelitian terdahulu.</w:t>
+      </w:r>
+    </w:p>
+    <w:p>
+      <w:pPr>
+        <w:rPr>
+          <w:b/>
+          <w:bCs/>
+        </w:rPr>
+      </w:pPr>
+      <w:r>
+        <w:rPr>
+          <w:b/>
+          <w:bCs/>
+        </w:rPr>
+        <w:t>BAB III ANALISA DAN PERANCANGAN</w:t>
+      </w:r>
+    </w:p>
+    <w:p>
+      <w:r>
+        <w:lastRenderedPageBreak/>
+        <w:tab/>
+      </w:r>
+      <w:r>
+        <w:t>Bab ini membahas analisis kebutuhan sistem, analisis proses, arsitektur pengujian, ilustrasi perhitungan manual untuk masing-masing kombinasi algoritma dan metrik jarak, serta perancangan skenario pengujian.</w:t>
+      </w:r>
+    </w:p>
+    <w:p>
+      <w:pPr>
+        <w:rPr>
+          <w:b/>
+          <w:bCs/>
+        </w:rPr>
+      </w:pPr>
+      <w:r>
+        <w:rPr>
+          <w:b/>
+          <w:bCs/>
+        </w:rPr>
+        <w:t>BAB IV IMPLEMENTASI DAN PENGUJIAN</w:t>
+      </w:r>
+    </w:p>
+    <w:p>
+      <w:r>
+        <w:tab/>
+      </w:r>
+      <w:r>
+        <w:t>Bab ini membahas implementasi keempat kombinasi algoritma dan metrik jarak, hasil pengujian pada berbagai nilai K, serta analisis dan pembahasan hasil perbandingan performa.</w:t>
+      </w:r>
+    </w:p>
+    <w:p>
+      <w:pPr>
+        <w:rPr>
+          <w:b/>
+          <w:bCs/>
+        </w:rPr>
+      </w:pPr>
+      <w:r>
+        <w:rPr>
+          <w:b/>
+          <w:bCs/>
+        </w:rPr>
+        <w:t>BAB V PENUTUP</w:t>
+      </w:r>
+    </w:p>
+    <w:p>
+      <w:r>
+        <w:tab/>
+      </w:r>
+      <w:r>
+        <w:t>Bab ini membahas kesimpulan dari hasil penelitian yang telah dilakukan serta saran untuk penelitian selanjutnya.</w:t>
       </w:r>
     </w:p>
     <w:sectPr>
@@ -421,6 +2360,598 @@
 <file path=word/numbering.xml><?xml version="1.0" encoding="utf-8"?>
 <w:numbering xmlns:wpc="http://schemas.microsoft.com/office/word/2010/wordprocessingCanvas" xmlns:cx="http://schemas.microsoft.com/office/drawing/2014/chartex" xmlns:cx1="http://schemas.microsoft.com/office/drawing/2015/9/8/chartex" xmlns:cx2="http://schemas.microsoft.com/office/drawing/2015/10/21/chartex" xmlns:cx3="http://schemas.microsoft.com/office/drawing/2016/5/9/chartex" xmlns:cx4="http://schemas.microsoft.com/office/drawing/2016/5/10/chartex" xmlns:cx5="http://schemas.microsoft.com/office/drawing/2016/5/11/chartex" xmlns:cx6="http://schemas.microsoft.com/office/drawing/2016/5/12/chartex" xmlns:cx7="http://schemas.microsoft.com/office/drawing/2016/5/13/chartex" xmlns:cx8="http://schemas.microsoft.com/office/drawing/2016/5/14/chartex" xmlns:mc="http://schemas.openxmlformats.org/markup-compatibility/2006" xmlns:aink="http://schemas.microsoft.com/office/drawing/2016/ink" xmlns:am3d="http://schemas.microsoft.com/office/drawing/2017/model3d" xmlns:o="urn:schemas-microsoft-com:office:office" xmlns:oel="http://schemas.microsoft.com/office/2019/extlst" xmlns:r="http://schemas.openxmlformats.org/officeDocument/2006/relationships" xmlns:m="http://schemas.openxmlformats.org/officeDocument/2006/math" xmlns:v="urn:schemas-microsoft-com:vml" xmlns:wp14="http://schemas.microsoft.com/office/word/2010/wordprocessingDrawing" xmlns:wp="http://schemas.openxmlformats.org/drawingml/2006/wordprocessingDrawing" xmlns:w10="urn:schemas-microsoft-com:office:word" xmlns:w="http://schemas.openxmlformats.org/wordprocessingml/2006/main" xmlns:w14="http://schemas.microsoft.com/office/word/2010/wordml" xmlns:w15="http://schemas.microsoft.com/office/word/2012/wordml" xmlns:w16cex="http://schemas.microsoft.com/office/word/2018/wordml/cex" xmlns:w16cid="http://schemas.microsoft.com/office/word/2016/wordml/cid" xmlns:w16="http://schemas.microsoft.com/office/word/2018/wordml" xmlns:w16du="http://schemas.microsoft.com/office/word/2023/wordml/word16du" xmlns:w16sdtdh="http://schemas.microsoft.com/office/word/2020/wordml/sdtdatahash" xmlns:w16sdtfl="http://schemas.microsoft.com/office/word/2024/wordml/sdtformatlock" xmlns:w16se="http://schemas.microsoft.com/office/word/2015/wordml/symex" xmlns:wpg="http://schemas.microsoft.com/office/word/2010/wordprocessingGroup" xmlns:wpi="http://schemas.microsoft.com/office/word/2010/wordprocessingInk" xmlns:wne="http://schemas.microsoft.com/office/word/2006/wordml" xmlns:wps="http://schemas.microsoft.com/office/word/2010/wordprocessingShape" mc:Ignorable="w14 w15 w16se w16cid w16 w16cex w16sdtdh w16sdtfl w16du wp14">
   <w:abstractNum w:abstractNumId="0" w15:restartNumberingAfterBreak="0">
+    <w:nsid w:val="0319780A"/>
+    <w:multiLevelType w:val="hybridMultilevel"/>
+    <w:tmpl w:val="B5282FCC"/>
+    <w:lvl w:ilvl="0" w:tplc="0421000F">
+      <w:start w:val="1"/>
+      <w:numFmt w:val="decimal"/>
+      <w:lvlText w:val="%1."/>
+      <w:lvlJc w:val="left"/>
+      <w:pPr>
+        <w:ind w:left="720" w:hanging="360"/>
+      </w:pPr>
+    </w:lvl>
+    <w:lvl w:ilvl="1" w:tplc="04210019" w:tentative="1">
+      <w:start w:val="1"/>
+      <w:numFmt w:val="lowerLetter"/>
+      <w:lvlText w:val="%2."/>
+      <w:lvlJc w:val="left"/>
+      <w:pPr>
+        <w:ind w:left="1440" w:hanging="360"/>
+      </w:pPr>
+    </w:lvl>
+    <w:lvl w:ilvl="2" w:tplc="0421001B" w:tentative="1">
+      <w:start w:val="1"/>
+      <w:numFmt w:val="lowerRoman"/>
+      <w:lvlText w:val="%3."/>
+      <w:lvlJc w:val="right"/>
+      <w:pPr>
+        <w:ind w:left="2160" w:hanging="180"/>
+      </w:pPr>
+    </w:lvl>
+    <w:lvl w:ilvl="3" w:tplc="0421000F" w:tentative="1">
+      <w:start w:val="1"/>
+      <w:numFmt w:val="decimal"/>
+      <w:lvlText w:val="%4."/>
+      <w:lvlJc w:val="left"/>
+      <w:pPr>
+        <w:ind w:left="2880" w:hanging="360"/>
+      </w:pPr>
+    </w:lvl>
+    <w:lvl w:ilvl="4" w:tplc="04210019" w:tentative="1">
+      <w:start w:val="1"/>
+      <w:numFmt w:val="lowerLetter"/>
+      <w:lvlText w:val="%5."/>
+      <w:lvlJc w:val="left"/>
+      <w:pPr>
+        <w:ind w:left="3600" w:hanging="360"/>
+      </w:pPr>
+    </w:lvl>
+    <w:lvl w:ilvl="5" w:tplc="0421001B" w:tentative="1">
+      <w:start w:val="1"/>
+      <w:numFmt w:val="lowerRoman"/>
+      <w:lvlText w:val="%6."/>
+      <w:lvlJc w:val="right"/>
+      <w:pPr>
+        <w:ind w:left="4320" w:hanging="180"/>
+      </w:pPr>
+    </w:lvl>
+    <w:lvl w:ilvl="6" w:tplc="0421000F" w:tentative="1">
+      <w:start w:val="1"/>
+      <w:numFmt w:val="decimal"/>
+      <w:lvlText w:val="%7."/>
+      <w:lvlJc w:val="left"/>
+      <w:pPr>
+        <w:ind w:left="5040" w:hanging="360"/>
+      </w:pPr>
+    </w:lvl>
+    <w:lvl w:ilvl="7" w:tplc="04210019" w:tentative="1">
+      <w:start w:val="1"/>
+      <w:numFmt w:val="lowerLetter"/>
+      <w:lvlText w:val="%8."/>
+      <w:lvlJc w:val="left"/>
+      <w:pPr>
+        <w:ind w:left="5760" w:hanging="360"/>
+      </w:pPr>
+    </w:lvl>
+    <w:lvl w:ilvl="8" w:tplc="0421001B" w:tentative="1">
+      <w:start w:val="1"/>
+      <w:numFmt w:val="lowerRoman"/>
+      <w:lvlText w:val="%9."/>
+      <w:lvlJc w:val="right"/>
+      <w:pPr>
+        <w:ind w:left="6480" w:hanging="180"/>
+      </w:pPr>
+    </w:lvl>
+  </w:abstractNum>
+  <w:abstractNum w:abstractNumId="1" w15:restartNumberingAfterBreak="0">
+    <w:nsid w:val="040D18CE"/>
+    <w:multiLevelType w:val="hybridMultilevel"/>
+    <w:tmpl w:val="B662665C"/>
+    <w:lvl w:ilvl="0" w:tplc="0421000F">
+      <w:start w:val="1"/>
+      <w:numFmt w:val="decimal"/>
+      <w:lvlText w:val="%1."/>
+      <w:lvlJc w:val="left"/>
+      <w:pPr>
+        <w:ind w:left="720" w:hanging="360"/>
+      </w:pPr>
+    </w:lvl>
+    <w:lvl w:ilvl="1" w:tplc="04210019" w:tentative="1">
+      <w:start w:val="1"/>
+      <w:numFmt w:val="lowerLetter"/>
+      <w:lvlText w:val="%2."/>
+      <w:lvlJc w:val="left"/>
+      <w:pPr>
+        <w:ind w:left="1440" w:hanging="360"/>
+      </w:pPr>
+    </w:lvl>
+    <w:lvl w:ilvl="2" w:tplc="0421001B" w:tentative="1">
+      <w:start w:val="1"/>
+      <w:numFmt w:val="lowerRoman"/>
+      <w:lvlText w:val="%3."/>
+      <w:lvlJc w:val="right"/>
+      <w:pPr>
+        <w:ind w:left="2160" w:hanging="180"/>
+      </w:pPr>
+    </w:lvl>
+    <w:lvl w:ilvl="3" w:tplc="0421000F" w:tentative="1">
+      <w:start w:val="1"/>
+      <w:numFmt w:val="decimal"/>
+      <w:lvlText w:val="%4."/>
+      <w:lvlJc w:val="left"/>
+      <w:pPr>
+        <w:ind w:left="2880" w:hanging="360"/>
+      </w:pPr>
+    </w:lvl>
+    <w:lvl w:ilvl="4" w:tplc="04210019" w:tentative="1">
+      <w:start w:val="1"/>
+      <w:numFmt w:val="lowerLetter"/>
+      <w:lvlText w:val="%5."/>
+      <w:lvlJc w:val="left"/>
+      <w:pPr>
+        <w:ind w:left="3600" w:hanging="360"/>
+      </w:pPr>
+    </w:lvl>
+    <w:lvl w:ilvl="5" w:tplc="0421001B" w:tentative="1">
+      <w:start w:val="1"/>
+      <w:numFmt w:val="lowerRoman"/>
+      <w:lvlText w:val="%6."/>
+      <w:lvlJc w:val="right"/>
+      <w:pPr>
+        <w:ind w:left="4320" w:hanging="180"/>
+      </w:pPr>
+    </w:lvl>
+    <w:lvl w:ilvl="6" w:tplc="0421000F" w:tentative="1">
+      <w:start w:val="1"/>
+      <w:numFmt w:val="decimal"/>
+      <w:lvlText w:val="%7."/>
+      <w:lvlJc w:val="left"/>
+      <w:pPr>
+        <w:ind w:left="5040" w:hanging="360"/>
+      </w:pPr>
+    </w:lvl>
+    <w:lvl w:ilvl="7" w:tplc="04210019" w:tentative="1">
+      <w:start w:val="1"/>
+      <w:numFmt w:val="lowerLetter"/>
+      <w:lvlText w:val="%8."/>
+      <w:lvlJc w:val="left"/>
+      <w:pPr>
+        <w:ind w:left="5760" w:hanging="360"/>
+      </w:pPr>
+    </w:lvl>
+    <w:lvl w:ilvl="8" w:tplc="0421001B" w:tentative="1">
+      <w:start w:val="1"/>
+      <w:numFmt w:val="lowerRoman"/>
+      <w:lvlText w:val="%9."/>
+      <w:lvlJc w:val="right"/>
+      <w:pPr>
+        <w:ind w:left="6480" w:hanging="180"/>
+      </w:pPr>
+    </w:lvl>
+  </w:abstractNum>
+  <w:abstractNum w:abstractNumId="2" w15:restartNumberingAfterBreak="0">
+    <w:nsid w:val="1C121CE7"/>
+    <w:multiLevelType w:val="hybridMultilevel"/>
+    <w:tmpl w:val="0D84F7DE"/>
+    <w:lvl w:ilvl="0" w:tplc="0421000F">
+      <w:start w:val="1"/>
+      <w:numFmt w:val="decimal"/>
+      <w:lvlText w:val="%1."/>
+      <w:lvlJc w:val="left"/>
+      <w:pPr>
+        <w:ind w:left="720" w:hanging="360"/>
+      </w:pPr>
+    </w:lvl>
+    <w:lvl w:ilvl="1" w:tplc="04210019" w:tentative="1">
+      <w:start w:val="1"/>
+      <w:numFmt w:val="lowerLetter"/>
+      <w:lvlText w:val="%2."/>
+      <w:lvlJc w:val="left"/>
+      <w:pPr>
+        <w:ind w:left="1440" w:hanging="360"/>
+      </w:pPr>
+    </w:lvl>
+    <w:lvl w:ilvl="2" w:tplc="0421001B" w:tentative="1">
+      <w:start w:val="1"/>
+      <w:numFmt w:val="lowerRoman"/>
+      <w:lvlText w:val="%3."/>
+      <w:lvlJc w:val="right"/>
+      <w:pPr>
+        <w:ind w:left="2160" w:hanging="180"/>
+      </w:pPr>
+    </w:lvl>
+    <w:lvl w:ilvl="3" w:tplc="0421000F" w:tentative="1">
+      <w:start w:val="1"/>
+      <w:numFmt w:val="decimal"/>
+      <w:lvlText w:val="%4."/>
+      <w:lvlJc w:val="left"/>
+      <w:pPr>
+        <w:ind w:left="2880" w:hanging="360"/>
+      </w:pPr>
+    </w:lvl>
+    <w:lvl w:ilvl="4" w:tplc="04210019" w:tentative="1">
+      <w:start w:val="1"/>
+      <w:numFmt w:val="lowerLetter"/>
+      <w:lvlText w:val="%5."/>
+      <w:lvlJc w:val="left"/>
+      <w:pPr>
+        <w:ind w:left="3600" w:hanging="360"/>
+      </w:pPr>
+    </w:lvl>
+    <w:lvl w:ilvl="5" w:tplc="0421001B" w:tentative="1">
+      <w:start w:val="1"/>
+      <w:numFmt w:val="lowerRoman"/>
+      <w:lvlText w:val="%6."/>
+      <w:lvlJc w:val="right"/>
+      <w:pPr>
+        <w:ind w:left="4320" w:hanging="180"/>
+      </w:pPr>
+    </w:lvl>
+    <w:lvl w:ilvl="6" w:tplc="0421000F" w:tentative="1">
+      <w:start w:val="1"/>
+      <w:numFmt w:val="decimal"/>
+      <w:lvlText w:val="%7."/>
+      <w:lvlJc w:val="left"/>
+      <w:pPr>
+        <w:ind w:left="5040" w:hanging="360"/>
+      </w:pPr>
+    </w:lvl>
+    <w:lvl w:ilvl="7" w:tplc="04210019" w:tentative="1">
+      <w:start w:val="1"/>
+      <w:numFmt w:val="lowerLetter"/>
+      <w:lvlText w:val="%8."/>
+      <w:lvlJc w:val="left"/>
+      <w:pPr>
+        <w:ind w:left="5760" w:hanging="360"/>
+      </w:pPr>
+    </w:lvl>
+    <w:lvl w:ilvl="8" w:tplc="0421001B" w:tentative="1">
+      <w:start w:val="1"/>
+      <w:numFmt w:val="lowerRoman"/>
+      <w:lvlText w:val="%9."/>
+      <w:lvlJc w:val="right"/>
+      <w:pPr>
+        <w:ind w:left="6480" w:hanging="180"/>
+      </w:pPr>
+    </w:lvl>
+  </w:abstractNum>
+  <w:abstractNum w:abstractNumId="3" w15:restartNumberingAfterBreak="0">
+    <w:nsid w:val="1DED5096"/>
+    <w:multiLevelType w:val="hybridMultilevel"/>
+    <w:tmpl w:val="A594940C"/>
+    <w:lvl w:ilvl="0" w:tplc="0421000F">
+      <w:start w:val="1"/>
+      <w:numFmt w:val="decimal"/>
+      <w:lvlText w:val="%1."/>
+      <w:lvlJc w:val="left"/>
+      <w:pPr>
+        <w:ind w:left="720" w:hanging="360"/>
+      </w:pPr>
+    </w:lvl>
+    <w:lvl w:ilvl="1" w:tplc="04210019" w:tentative="1">
+      <w:start w:val="1"/>
+      <w:numFmt w:val="lowerLetter"/>
+      <w:lvlText w:val="%2."/>
+      <w:lvlJc w:val="left"/>
+      <w:pPr>
+        <w:ind w:left="1440" w:hanging="360"/>
+      </w:pPr>
+    </w:lvl>
+    <w:lvl w:ilvl="2" w:tplc="0421001B" w:tentative="1">
+      <w:start w:val="1"/>
+      <w:numFmt w:val="lowerRoman"/>
+      <w:lvlText w:val="%3."/>
+      <w:lvlJc w:val="right"/>
+      <w:pPr>
+        <w:ind w:left="2160" w:hanging="180"/>
+      </w:pPr>
+    </w:lvl>
+    <w:lvl w:ilvl="3" w:tplc="0421000F" w:tentative="1">
+      <w:start w:val="1"/>
+      <w:numFmt w:val="decimal"/>
+      <w:lvlText w:val="%4."/>
+      <w:lvlJc w:val="left"/>
+      <w:pPr>
+        <w:ind w:left="2880" w:hanging="360"/>
+      </w:pPr>
+    </w:lvl>
+    <w:lvl w:ilvl="4" w:tplc="04210019" w:tentative="1">
+      <w:start w:val="1"/>
+      <w:numFmt w:val="lowerLetter"/>
+      <w:lvlText w:val="%5."/>
+      <w:lvlJc w:val="left"/>
+      <w:pPr>
+        <w:ind w:left="3600" w:hanging="360"/>
+      </w:pPr>
+    </w:lvl>
+    <w:lvl w:ilvl="5" w:tplc="0421001B" w:tentative="1">
+      <w:start w:val="1"/>
+      <w:numFmt w:val="lowerRoman"/>
+      <w:lvlText w:val="%6."/>
+      <w:lvlJc w:val="right"/>
+      <w:pPr>
+        <w:ind w:left="4320" w:hanging="180"/>
+      </w:pPr>
+    </w:lvl>
+    <w:lvl w:ilvl="6" w:tplc="0421000F" w:tentative="1">
+      <w:start w:val="1"/>
+      <w:numFmt w:val="decimal"/>
+      <w:lvlText w:val="%7."/>
+      <w:lvlJc w:val="left"/>
+      <w:pPr>
+        <w:ind w:left="5040" w:hanging="360"/>
+      </w:pPr>
+    </w:lvl>
+    <w:lvl w:ilvl="7" w:tplc="04210019" w:tentative="1">
+      <w:start w:val="1"/>
+      <w:numFmt w:val="lowerLetter"/>
+      <w:lvlText w:val="%8."/>
+      <w:lvlJc w:val="left"/>
+      <w:pPr>
+        <w:ind w:left="5760" w:hanging="360"/>
+      </w:pPr>
+    </w:lvl>
+    <w:lvl w:ilvl="8" w:tplc="0421001B" w:tentative="1">
+      <w:start w:val="1"/>
+      <w:numFmt w:val="lowerRoman"/>
+      <w:lvlText w:val="%9."/>
+      <w:lvlJc w:val="right"/>
+      <w:pPr>
+        <w:ind w:left="6480" w:hanging="180"/>
+      </w:pPr>
+    </w:lvl>
+  </w:abstractNum>
+  <w:abstractNum w:abstractNumId="4" w15:restartNumberingAfterBreak="0">
+    <w:nsid w:val="303F1991"/>
+    <w:multiLevelType w:val="hybridMultilevel"/>
+    <w:tmpl w:val="CB82E124"/>
+    <w:lvl w:ilvl="0" w:tplc="C2745D06">
+      <w:start w:val="1"/>
+      <w:numFmt w:val="decimal"/>
+      <w:lvlText w:val="%1."/>
+      <w:lvlJc w:val="left"/>
+      <w:pPr>
+        <w:tabs>
+          <w:tab w:val="num" w:pos="900"/>
+        </w:tabs>
+        <w:ind w:left="540" w:hanging="360"/>
+      </w:pPr>
+    </w:lvl>
+    <w:lvl w:ilvl="1" w:tplc="091493B6">
+      <w:numFmt w:val="decimal"/>
+      <w:lvlText w:val=""/>
+      <w:lvlJc w:val="left"/>
+      <w:pPr>
+        <w:ind w:left="0" w:firstLine="0"/>
+      </w:pPr>
+    </w:lvl>
+    <w:lvl w:ilvl="2" w:tplc="28D009C4">
+      <w:numFmt w:val="decimal"/>
+      <w:lvlText w:val=""/>
+      <w:lvlJc w:val="left"/>
+      <w:pPr>
+        <w:ind w:left="0" w:firstLine="0"/>
+      </w:pPr>
+    </w:lvl>
+    <w:lvl w:ilvl="3" w:tplc="1B781658">
+      <w:numFmt w:val="decimal"/>
+      <w:lvlText w:val=""/>
+      <w:lvlJc w:val="left"/>
+      <w:pPr>
+        <w:ind w:left="0" w:firstLine="0"/>
+      </w:pPr>
+    </w:lvl>
+    <w:lvl w:ilvl="4" w:tplc="886C1ED0">
+      <w:numFmt w:val="decimal"/>
+      <w:lvlText w:val=""/>
+      <w:lvlJc w:val="left"/>
+      <w:pPr>
+        <w:ind w:left="0" w:firstLine="0"/>
+      </w:pPr>
+    </w:lvl>
+    <w:lvl w:ilvl="5" w:tplc="626A1AA0">
+      <w:numFmt w:val="decimal"/>
+      <w:lvlText w:val=""/>
+      <w:lvlJc w:val="left"/>
+      <w:pPr>
+        <w:ind w:left="0" w:firstLine="0"/>
+      </w:pPr>
+    </w:lvl>
+    <w:lvl w:ilvl="6" w:tplc="E2A8044A">
+      <w:numFmt w:val="decimal"/>
+      <w:lvlText w:val=""/>
+      <w:lvlJc w:val="left"/>
+      <w:pPr>
+        <w:ind w:left="0" w:firstLine="0"/>
+      </w:pPr>
+    </w:lvl>
+    <w:lvl w:ilvl="7" w:tplc="E0BE7CCE">
+      <w:numFmt w:val="decimal"/>
+      <w:lvlText w:val=""/>
+      <w:lvlJc w:val="left"/>
+      <w:pPr>
+        <w:ind w:left="0" w:firstLine="0"/>
+      </w:pPr>
+    </w:lvl>
+    <w:lvl w:ilvl="8" w:tplc="58866F38">
+      <w:numFmt w:val="decimal"/>
+      <w:lvlText w:val=""/>
+      <w:lvlJc w:val="left"/>
+      <w:pPr>
+        <w:ind w:left="0" w:firstLine="0"/>
+      </w:pPr>
+    </w:lvl>
+  </w:abstractNum>
+  <w:abstractNum w:abstractNumId="5" w15:restartNumberingAfterBreak="0">
+    <w:nsid w:val="4DAD3888"/>
+    <w:multiLevelType w:val="hybridMultilevel"/>
+    <w:tmpl w:val="F75055A4"/>
+    <w:lvl w:ilvl="0" w:tplc="0498A3BC">
+      <w:start w:val="1"/>
+      <w:numFmt w:val="decimal"/>
+      <w:lvlText w:val="%1."/>
+      <w:lvlJc w:val="left"/>
+      <w:pPr>
+        <w:tabs>
+          <w:tab w:val="num" w:pos="900"/>
+        </w:tabs>
+        <w:ind w:left="540" w:hanging="360"/>
+      </w:pPr>
+    </w:lvl>
+    <w:lvl w:ilvl="1" w:tplc="E60043F8">
+      <w:numFmt w:val="decimal"/>
+      <w:lvlText w:val=""/>
+      <w:lvlJc w:val="left"/>
+      <w:pPr>
+        <w:ind w:left="0" w:firstLine="0"/>
+      </w:pPr>
+    </w:lvl>
+    <w:lvl w:ilvl="2" w:tplc="12A8FBBA">
+      <w:numFmt w:val="decimal"/>
+      <w:lvlText w:val=""/>
+      <w:lvlJc w:val="left"/>
+      <w:pPr>
+        <w:ind w:left="0" w:firstLine="0"/>
+      </w:pPr>
+    </w:lvl>
+    <w:lvl w:ilvl="3" w:tplc="BC242B8A">
+      <w:numFmt w:val="decimal"/>
+      <w:lvlText w:val=""/>
+      <w:lvlJc w:val="left"/>
+      <w:pPr>
+        <w:ind w:left="0" w:firstLine="0"/>
+      </w:pPr>
+    </w:lvl>
+    <w:lvl w:ilvl="4" w:tplc="A24CD026">
+      <w:numFmt w:val="decimal"/>
+      <w:lvlText w:val=""/>
+      <w:lvlJc w:val="left"/>
+      <w:pPr>
+        <w:ind w:left="0" w:firstLine="0"/>
+      </w:pPr>
+    </w:lvl>
+    <w:lvl w:ilvl="5" w:tplc="DF8A71B2">
+      <w:numFmt w:val="decimal"/>
+      <w:lvlText w:val=""/>
+      <w:lvlJc w:val="left"/>
+      <w:pPr>
+        <w:ind w:left="0" w:firstLine="0"/>
+      </w:pPr>
+    </w:lvl>
+    <w:lvl w:ilvl="6" w:tplc="53206718">
+      <w:numFmt w:val="decimal"/>
+      <w:lvlText w:val=""/>
+      <w:lvlJc w:val="left"/>
+      <w:pPr>
+        <w:ind w:left="0" w:firstLine="0"/>
+      </w:pPr>
+    </w:lvl>
+    <w:lvl w:ilvl="7" w:tplc="7376FE16">
+      <w:numFmt w:val="decimal"/>
+      <w:lvlText w:val=""/>
+      <w:lvlJc w:val="left"/>
+      <w:pPr>
+        <w:ind w:left="0" w:firstLine="0"/>
+      </w:pPr>
+    </w:lvl>
+    <w:lvl w:ilvl="8" w:tplc="57B642F8">
+      <w:numFmt w:val="decimal"/>
+      <w:lvlText w:val=""/>
+      <w:lvlJc w:val="left"/>
+      <w:pPr>
+        <w:ind w:left="0" w:firstLine="0"/>
+      </w:pPr>
+    </w:lvl>
+  </w:abstractNum>
+  <w:abstractNum w:abstractNumId="6" w15:restartNumberingAfterBreak="0">
+    <w:nsid w:val="510E4F96"/>
+    <w:multiLevelType w:val="hybridMultilevel"/>
+    <w:tmpl w:val="CB7CF2C4"/>
+    <w:lvl w:ilvl="0" w:tplc="0421000F">
+      <w:start w:val="1"/>
+      <w:numFmt w:val="decimal"/>
+      <w:lvlText w:val="%1."/>
+      <w:lvlJc w:val="left"/>
+      <w:pPr>
+        <w:ind w:left="720" w:hanging="360"/>
+      </w:pPr>
+    </w:lvl>
+    <w:lvl w:ilvl="1" w:tplc="04210019" w:tentative="1">
+      <w:start w:val="1"/>
+      <w:numFmt w:val="lowerLetter"/>
+      <w:lvlText w:val="%2."/>
+      <w:lvlJc w:val="left"/>
+      <w:pPr>
+        <w:ind w:left="1440" w:hanging="360"/>
+      </w:pPr>
+    </w:lvl>
+    <w:lvl w:ilvl="2" w:tplc="0421001B" w:tentative="1">
+      <w:start w:val="1"/>
+      <w:numFmt w:val="lowerRoman"/>
+      <w:lvlText w:val="%3."/>
+      <w:lvlJc w:val="right"/>
+      <w:pPr>
+        <w:ind w:left="2160" w:hanging="180"/>
+      </w:pPr>
+    </w:lvl>
+    <w:lvl w:ilvl="3" w:tplc="0421000F" w:tentative="1">
+      <w:start w:val="1"/>
+      <w:numFmt w:val="decimal"/>
+      <w:lvlText w:val="%4."/>
+      <w:lvlJc w:val="left"/>
+      <w:pPr>
+        <w:ind w:left="2880" w:hanging="360"/>
+      </w:pPr>
+    </w:lvl>
+    <w:lvl w:ilvl="4" w:tplc="04210019" w:tentative="1">
+      <w:start w:val="1"/>
+      <w:numFmt w:val="lowerLetter"/>
+      <w:lvlText w:val="%5."/>
+      <w:lvlJc w:val="left"/>
+      <w:pPr>
+        <w:ind w:left="3600" w:hanging="360"/>
+      </w:pPr>
+    </w:lvl>
+    <w:lvl w:ilvl="5" w:tplc="0421001B" w:tentative="1">
+      <w:start w:val="1"/>
+      <w:numFmt w:val="lowerRoman"/>
+      <w:lvlText w:val="%6."/>
+      <w:lvlJc w:val="right"/>
+      <w:pPr>
+        <w:ind w:left="4320" w:hanging="180"/>
+      </w:pPr>
+    </w:lvl>
+    <w:lvl w:ilvl="6" w:tplc="0421000F" w:tentative="1">
+      <w:start w:val="1"/>
+      <w:numFmt w:val="decimal"/>
+      <w:lvlText w:val="%7."/>
+      <w:lvlJc w:val="left"/>
+      <w:pPr>
+        <w:ind w:left="5040" w:hanging="360"/>
+      </w:pPr>
+    </w:lvl>
+    <w:lvl w:ilvl="7" w:tplc="04210019" w:tentative="1">
+      <w:start w:val="1"/>
+      <w:numFmt w:val="lowerLetter"/>
+      <w:lvlText w:val="%8."/>
+      <w:lvlJc w:val="left"/>
+      <w:pPr>
+        <w:ind w:left="5760" w:hanging="360"/>
+      </w:pPr>
+    </w:lvl>
+    <w:lvl w:ilvl="8" w:tplc="0421001B" w:tentative="1">
+      <w:start w:val="1"/>
+      <w:numFmt w:val="lowerRoman"/>
+      <w:lvlText w:val="%9."/>
+      <w:lvlJc w:val="right"/>
+      <w:pPr>
+        <w:ind w:left="6480" w:hanging="180"/>
+      </w:pPr>
+    </w:lvl>
+  </w:abstractNum>
+  <w:abstractNum w:abstractNumId="7" w15:restartNumberingAfterBreak="0">
     <w:nsid w:val="61B066C5"/>
     <w:multiLevelType w:val="multilevel"/>
     <w:tmpl w:val="8018B540"/>
@@ -541,8 +3072,235 @@
       </w:rPr>
     </w:lvl>
   </w:abstractNum>
+  <w:abstractNum w:abstractNumId="8" w15:restartNumberingAfterBreak="0">
+    <w:nsid w:val="640902CC"/>
+    <w:multiLevelType w:val="hybridMultilevel"/>
+    <w:tmpl w:val="181EB42C"/>
+    <w:lvl w:ilvl="0" w:tplc="A5ECDD66">
+      <w:start w:val="1"/>
+      <w:numFmt w:val="decimal"/>
+      <w:lvlText w:val="%1."/>
+      <w:lvlJc w:val="left"/>
+      <w:pPr>
+        <w:tabs>
+          <w:tab w:val="num" w:pos="900"/>
+        </w:tabs>
+        <w:ind w:left="540" w:hanging="360"/>
+      </w:pPr>
+    </w:lvl>
+    <w:lvl w:ilvl="1" w:tplc="3F561346">
+      <w:numFmt w:val="decimal"/>
+      <w:lvlText w:val=""/>
+      <w:lvlJc w:val="left"/>
+      <w:pPr>
+        <w:ind w:left="0" w:firstLine="0"/>
+      </w:pPr>
+    </w:lvl>
+    <w:lvl w:ilvl="2" w:tplc="E09A0932">
+      <w:numFmt w:val="decimal"/>
+      <w:lvlText w:val=""/>
+      <w:lvlJc w:val="left"/>
+      <w:pPr>
+        <w:ind w:left="0" w:firstLine="0"/>
+      </w:pPr>
+    </w:lvl>
+    <w:lvl w:ilvl="3" w:tplc="2AC88BC8">
+      <w:numFmt w:val="decimal"/>
+      <w:lvlText w:val=""/>
+      <w:lvlJc w:val="left"/>
+      <w:pPr>
+        <w:ind w:left="0" w:firstLine="0"/>
+      </w:pPr>
+    </w:lvl>
+    <w:lvl w:ilvl="4" w:tplc="F28805AE">
+      <w:numFmt w:val="decimal"/>
+      <w:lvlText w:val=""/>
+      <w:lvlJc w:val="left"/>
+      <w:pPr>
+        <w:ind w:left="0" w:firstLine="0"/>
+      </w:pPr>
+    </w:lvl>
+    <w:lvl w:ilvl="5" w:tplc="503A2806">
+      <w:numFmt w:val="decimal"/>
+      <w:lvlText w:val=""/>
+      <w:lvlJc w:val="left"/>
+      <w:pPr>
+        <w:ind w:left="0" w:firstLine="0"/>
+      </w:pPr>
+    </w:lvl>
+    <w:lvl w:ilvl="6" w:tplc="EADEF6CE">
+      <w:numFmt w:val="decimal"/>
+      <w:lvlText w:val=""/>
+      <w:lvlJc w:val="left"/>
+      <w:pPr>
+        <w:ind w:left="0" w:firstLine="0"/>
+      </w:pPr>
+    </w:lvl>
+    <w:lvl w:ilvl="7" w:tplc="DC60D2F2">
+      <w:numFmt w:val="decimal"/>
+      <w:lvlText w:val=""/>
+      <w:lvlJc w:val="left"/>
+      <w:pPr>
+        <w:ind w:left="0" w:firstLine="0"/>
+      </w:pPr>
+    </w:lvl>
+    <w:lvl w:ilvl="8" w:tplc="29C4BEA6">
+      <w:numFmt w:val="decimal"/>
+      <w:lvlText w:val=""/>
+      <w:lvlJc w:val="left"/>
+      <w:pPr>
+        <w:ind w:left="0" w:firstLine="0"/>
+      </w:pPr>
+    </w:lvl>
+  </w:abstractNum>
+  <w:abstractNum w:abstractNumId="9" w15:restartNumberingAfterBreak="0">
+    <w:nsid w:val="79C67983"/>
+    <w:multiLevelType w:val="hybridMultilevel"/>
+    <w:tmpl w:val="AFC82C4A"/>
+    <w:lvl w:ilvl="0" w:tplc="0421000F">
+      <w:start w:val="1"/>
+      <w:numFmt w:val="decimal"/>
+      <w:lvlText w:val="%1."/>
+      <w:lvlJc w:val="left"/>
+      <w:pPr>
+        <w:ind w:left="720" w:hanging="360"/>
+      </w:pPr>
+    </w:lvl>
+    <w:lvl w:ilvl="1" w:tplc="04210019" w:tentative="1">
+      <w:start w:val="1"/>
+      <w:numFmt w:val="lowerLetter"/>
+      <w:lvlText w:val="%2."/>
+      <w:lvlJc w:val="left"/>
+      <w:pPr>
+        <w:ind w:left="1440" w:hanging="360"/>
+      </w:pPr>
+    </w:lvl>
+    <w:lvl w:ilvl="2" w:tplc="0421001B" w:tentative="1">
+      <w:start w:val="1"/>
+      <w:numFmt w:val="lowerRoman"/>
+      <w:lvlText w:val="%3."/>
+      <w:lvlJc w:val="right"/>
+      <w:pPr>
+        <w:ind w:left="2160" w:hanging="180"/>
+      </w:pPr>
+    </w:lvl>
+    <w:lvl w:ilvl="3" w:tplc="0421000F" w:tentative="1">
+      <w:start w:val="1"/>
+      <w:numFmt w:val="decimal"/>
+      <w:lvlText w:val="%4."/>
+      <w:lvlJc w:val="left"/>
+      <w:pPr>
+        <w:ind w:left="2880" w:hanging="360"/>
+      </w:pPr>
+    </w:lvl>
+    <w:lvl w:ilvl="4" w:tplc="04210019" w:tentative="1">
+      <w:start w:val="1"/>
+      <w:numFmt w:val="lowerLetter"/>
+      <w:lvlText w:val="%5."/>
+      <w:lvlJc w:val="left"/>
+      <w:pPr>
+        <w:ind w:left="3600" w:hanging="360"/>
+      </w:pPr>
+    </w:lvl>
+    <w:lvl w:ilvl="5" w:tplc="0421001B" w:tentative="1">
+      <w:start w:val="1"/>
+      <w:numFmt w:val="lowerRoman"/>
+      <w:lvlText w:val="%6."/>
+      <w:lvlJc w:val="right"/>
+      <w:pPr>
+        <w:ind w:left="4320" w:hanging="180"/>
+      </w:pPr>
+    </w:lvl>
+    <w:lvl w:ilvl="6" w:tplc="0421000F" w:tentative="1">
+      <w:start w:val="1"/>
+      <w:numFmt w:val="decimal"/>
+      <w:lvlText w:val="%7."/>
+      <w:lvlJc w:val="left"/>
+      <w:pPr>
+        <w:ind w:left="5040" w:hanging="360"/>
+      </w:pPr>
+    </w:lvl>
+    <w:lvl w:ilvl="7" w:tplc="04210019" w:tentative="1">
+      <w:start w:val="1"/>
+      <w:numFmt w:val="lowerLetter"/>
+      <w:lvlText w:val="%8."/>
+      <w:lvlJc w:val="left"/>
+      <w:pPr>
+        <w:ind w:left="5760" w:hanging="360"/>
+      </w:pPr>
+    </w:lvl>
+    <w:lvl w:ilvl="8" w:tplc="0421001B" w:tentative="1">
+      <w:start w:val="1"/>
+      <w:numFmt w:val="lowerRoman"/>
+      <w:lvlText w:val="%9."/>
+      <w:lvlJc w:val="right"/>
+      <w:pPr>
+        <w:ind w:left="6480" w:hanging="180"/>
+      </w:pPr>
+    </w:lvl>
+  </w:abstractNum>
   <w:num w:numId="1" w16cid:durableId="65690185">
+    <w:abstractNumId w:val="7"/>
+  </w:num>
+  <w:num w:numId="2" w16cid:durableId="1843086605">
+    <w:abstractNumId w:val="6"/>
+  </w:num>
+  <w:num w:numId="3" w16cid:durableId="1311861673">
+    <w:abstractNumId w:val="4"/>
+    <w:lvlOverride w:ilvl="0">
+      <w:startOverride w:val="1"/>
+    </w:lvlOverride>
+    <w:lvlOverride w:ilvl="1"/>
+    <w:lvlOverride w:ilvl="2"/>
+    <w:lvlOverride w:ilvl="3"/>
+    <w:lvlOverride w:ilvl="4"/>
+    <w:lvlOverride w:ilvl="5"/>
+    <w:lvlOverride w:ilvl="6"/>
+    <w:lvlOverride w:ilvl="7"/>
+    <w:lvlOverride w:ilvl="8"/>
+  </w:num>
+  <w:num w:numId="4" w16cid:durableId="1473062531">
+    <w:abstractNumId w:val="3"/>
+  </w:num>
+  <w:num w:numId="5" w16cid:durableId="875964737">
+    <w:abstractNumId w:val="5"/>
+    <w:lvlOverride w:ilvl="0">
+      <w:startOverride w:val="1"/>
+    </w:lvlOverride>
+    <w:lvlOverride w:ilvl="1"/>
+    <w:lvlOverride w:ilvl="2"/>
+    <w:lvlOverride w:ilvl="3"/>
+    <w:lvlOverride w:ilvl="4"/>
+    <w:lvlOverride w:ilvl="5"/>
+    <w:lvlOverride w:ilvl="6"/>
+    <w:lvlOverride w:ilvl="7"/>
+    <w:lvlOverride w:ilvl="8"/>
+  </w:num>
+  <w:num w:numId="6" w16cid:durableId="1506937345">
+    <w:abstractNumId w:val="9"/>
+  </w:num>
+  <w:num w:numId="7" w16cid:durableId="1092043023">
+    <w:abstractNumId w:val="2"/>
+  </w:num>
+  <w:num w:numId="8" w16cid:durableId="1213737802">
+    <w:abstractNumId w:val="1"/>
+  </w:num>
+  <w:num w:numId="9" w16cid:durableId="1230113531">
     <w:abstractNumId w:val="0"/>
+  </w:num>
+  <w:num w:numId="10" w16cid:durableId="744718074">
+    <w:abstractNumId w:val="8"/>
+    <w:lvlOverride w:ilvl="0">
+      <w:startOverride w:val="1"/>
+    </w:lvlOverride>
+    <w:lvlOverride w:ilvl="1"/>
+    <w:lvlOverride w:ilvl="2"/>
+    <w:lvlOverride w:ilvl="3"/>
+    <w:lvlOverride w:ilvl="4"/>
+    <w:lvlOverride w:ilvl="5"/>
+    <w:lvlOverride w:ilvl="6"/>
+    <w:lvlOverride w:ilvl="7"/>
+    <w:lvlOverride w:ilvl="8"/>
   </w:num>
 </w:numbering>
 </file>
@@ -1169,7 +3927,6 @@
   <w:style w:type="character" w:default="1" w:styleId="DefaultParagraphFont">
     <w:name w:val="Default Paragraph Font"/>
     <w:uiPriority w:val="1"/>
-    <w:semiHidden/>
     <w:unhideWhenUsed/>
   </w:style>
   <w:style w:type="table" w:default="1" w:styleId="TableNormal">

--- a/bab1/bab1.docx
+++ b/bab1/bab1.docx
@@ -1371,47 +1371,10 @@
         </w:numPr>
       </w:pPr>
       <w:r>
-        <w:t>Mengimplementasikan algoritma K-</w:t>
-      </w:r>
-      <w:proofErr w:type="spellStart"/>
-      <w:r>
-        <w:t>Nearest</w:t>
-      </w:r>
-      <w:proofErr w:type="spellEnd"/>
-      <w:r>
-        <w:t xml:space="preserve"> </w:t>
-      </w:r>
-      <w:proofErr w:type="spellStart"/>
-      <w:r>
-        <w:t>Neighbor</w:t>
-      </w:r>
-      <w:proofErr w:type="spellEnd"/>
-      <w:r>
-        <w:t xml:space="preserve"> (KNN) dan </w:t>
-      </w:r>
-      <w:proofErr w:type="spellStart"/>
-      <w:r>
-        <w:t>Weighted</w:t>
-      </w:r>
-      <w:proofErr w:type="spellEnd"/>
-      <w:r>
-        <w:t xml:space="preserve"> K-</w:t>
-      </w:r>
-      <w:proofErr w:type="spellStart"/>
-      <w:r>
-        <w:t>Nearest</w:t>
-      </w:r>
-      <w:proofErr w:type="spellEnd"/>
-      <w:r>
-        <w:t xml:space="preserve"> </w:t>
-      </w:r>
-      <w:proofErr w:type="spellStart"/>
-      <w:r>
-        <w:t>Neighbor</w:t>
-      </w:r>
-      <w:proofErr w:type="spellEnd"/>
-      <w:r>
-        <w:t xml:space="preserve"> (WKNN) untuk klasifikasi sentimen ulasan produk Tokopedia.</w:t>
+        <w:t>Penelitian ini diharapkan dapat memberikan kontribusi keilmuan berupa bukti empiris mengenai pengaruh metrik jarak terhadap performa algoritma KNN dan WKNN pada data teks berdimensi tinggi</w:t>
+      </w:r>
+      <w:r>
+        <w:t>.</w:t>
       </w:r>
     </w:p>
     <w:p>
@@ -1423,39 +1386,26 @@
         </w:numPr>
       </w:pPr>
       <w:r>
-        <w:t xml:space="preserve">Mengimplementasikan dua metrik jarak, yaitu </w:t>
-      </w:r>
-      <w:proofErr w:type="spellStart"/>
-      <w:r>
-        <w:t>Euclidean</w:t>
-      </w:r>
-      <w:proofErr w:type="spellEnd"/>
-      <w:r>
-        <w:t xml:space="preserve"> </w:t>
-      </w:r>
-      <w:proofErr w:type="spellStart"/>
-      <w:r>
-        <w:t>Distance</w:t>
-      </w:r>
-      <w:proofErr w:type="spellEnd"/>
-      <w:r>
-        <w:t xml:space="preserve"> dan </w:t>
-      </w:r>
-      <w:proofErr w:type="spellStart"/>
-      <w:r>
-        <w:t>Cosine</w:t>
-      </w:r>
-      <w:proofErr w:type="spellEnd"/>
-      <w:r>
-        <w:t xml:space="preserve"> </w:t>
-      </w:r>
-      <w:proofErr w:type="spellStart"/>
-      <w:r>
-        <w:t>Distance</w:t>
-      </w:r>
-      <w:proofErr w:type="spellEnd"/>
-      <w:r>
-        <w:t>, pada kedua algoritma tersebut.</w:t>
+        <w:t>Hasil penelitian ini dapat menjadi referensi bagi penelitian selanjutnya yang berkaitan dengan klasifikasi sentimen menggunakan algoritma berbasis kedekatan data (</w:t>
+      </w:r>
+      <w:proofErr w:type="spellStart"/>
+      <w:r>
+        <w:t>distance-based</w:t>
+      </w:r>
+      <w:proofErr w:type="spellEnd"/>
+      <w:r>
+        <w:t xml:space="preserve"> </w:t>
+      </w:r>
+      <w:proofErr w:type="spellStart"/>
+      <w:r>
+        <w:t>classifier</w:t>
+      </w:r>
+      <w:proofErr w:type="spellEnd"/>
+      <w:r>
+        <w:t>)</w:t>
+      </w:r>
+      <w:r>
+        <w:t>.</w:t>
       </w:r>
     </w:p>
     <w:p>
@@ -1468,83 +1418,10 @@
       </w:pPr>
       <w:r>
         <w:lastRenderedPageBreak/>
-        <w:t>Mengevaluasi dan membandingkan performa dari keempat kombinasi algoritma dan metrik jarak (KNN-</w:t>
-      </w:r>
-      <w:proofErr w:type="spellStart"/>
-      <w:r>
-        <w:t>Euclidean</w:t>
-      </w:r>
-      <w:proofErr w:type="spellEnd"/>
-      <w:r>
-        <w:t>, KNN-</w:t>
-      </w:r>
-      <w:proofErr w:type="spellStart"/>
-      <w:r>
-        <w:t>Cosine</w:t>
-      </w:r>
-      <w:proofErr w:type="spellEnd"/>
-      <w:r>
-        <w:t>, WKNN-</w:t>
-      </w:r>
-      <w:proofErr w:type="spellStart"/>
-      <w:r>
-        <w:t>Euclidean</w:t>
-      </w:r>
-      <w:proofErr w:type="spellEnd"/>
-      <w:r>
-        <w:t>, WKNN-</w:t>
-      </w:r>
-      <w:proofErr w:type="spellStart"/>
-      <w:r>
-        <w:t>Cosine</w:t>
-      </w:r>
-      <w:proofErr w:type="spellEnd"/>
-      <w:r>
-        <w:t xml:space="preserve">) menggunakan metrik </w:t>
-      </w:r>
-      <w:proofErr w:type="spellStart"/>
-      <w:r>
-        <w:t>Accuracy</w:t>
-      </w:r>
-      <w:proofErr w:type="spellEnd"/>
-      <w:r>
-        <w:t xml:space="preserve">, </w:t>
-      </w:r>
-      <w:proofErr w:type="spellStart"/>
-      <w:r>
-        <w:t>Precision</w:t>
-      </w:r>
-      <w:proofErr w:type="spellEnd"/>
-      <w:r>
-        <w:t xml:space="preserve">, </w:t>
-      </w:r>
-      <w:proofErr w:type="spellStart"/>
-      <w:r>
-        <w:t>Recall</w:t>
-      </w:r>
-      <w:proofErr w:type="spellEnd"/>
-      <w:r>
-        <w:t>, dan F1-Score.</w:t>
-      </w:r>
-    </w:p>
-    <w:p>
-      <w:pPr>
-        <w:pStyle w:val="ListParagraph"/>
-        <w:numPr>
-          <w:ilvl w:val="0"/>
-          <w:numId w:val="7"/>
-        </w:numPr>
-      </w:pPr>
-      <w:r>
-        <w:t xml:space="preserve">Menentukan kombinasi algoritma dan metrik jarak yang memberikan performa klasifikasi sentimen terbaik pada </w:t>
-      </w:r>
-      <w:proofErr w:type="spellStart"/>
-      <w:r>
-        <w:t>dataset</w:t>
-      </w:r>
-      <w:proofErr w:type="spellEnd"/>
-      <w:r>
-        <w:t xml:space="preserve"> ulasan produk Tokopedia.</w:t>
+        <w:t>Penelitian ini dapat memperkaya literatur mengenai perbandingan metrik jarak pada domain analisis sentimen berbahasa Indonesia, yang masih terbatas ditemukan pada penelitian-penelitian terdahulu</w:t>
+      </w:r>
+      <w:r>
+        <w:t>.</w:t>
       </w:r>
     </w:p>
     <w:p>
@@ -1564,47 +1441,15 @@
         </w:numPr>
       </w:pPr>
       <w:r>
-        <w:t>Mengimplementasikan algoritma K-</w:t>
-      </w:r>
-      <w:proofErr w:type="spellStart"/>
-      <w:r>
-        <w:t>Nearest</w:t>
-      </w:r>
-      <w:proofErr w:type="spellEnd"/>
-      <w:r>
-        <w:t xml:space="preserve"> </w:t>
-      </w:r>
-      <w:proofErr w:type="spellStart"/>
-      <w:r>
-        <w:t>Neighbor</w:t>
-      </w:r>
-      <w:proofErr w:type="spellEnd"/>
-      <w:r>
-        <w:t xml:space="preserve"> (KNN) dan </w:t>
-      </w:r>
-      <w:proofErr w:type="spellStart"/>
-      <w:r>
-        <w:t>Weighted</w:t>
-      </w:r>
-      <w:proofErr w:type="spellEnd"/>
-      <w:r>
-        <w:t xml:space="preserve"> K-</w:t>
-      </w:r>
-      <w:proofErr w:type="spellStart"/>
-      <w:r>
-        <w:t>Nearest</w:t>
-      </w:r>
-      <w:proofErr w:type="spellEnd"/>
-      <w:r>
-        <w:t xml:space="preserve"> </w:t>
-      </w:r>
-      <w:proofErr w:type="spellStart"/>
-      <w:r>
-        <w:t>Neighbor</w:t>
-      </w:r>
-      <w:proofErr w:type="spellEnd"/>
-      <w:r>
-        <w:t xml:space="preserve"> (WKNN) untuk klasifikasi sentimen ulasan produk Tokopedia.</w:t>
+        <w:t>Hasil penelitian ini dapat menjadi acuan teknis bagi pengembang sistem klasifikasi sentimen dalam menentukan kombinasi algoritma dan metrik jarak yang paling optimal untuk data ulasan e-</w:t>
+      </w:r>
+      <w:proofErr w:type="spellStart"/>
+      <w:r>
+        <w:t>commerce</w:t>
+      </w:r>
+      <w:proofErr w:type="spellEnd"/>
+      <w:r>
+        <w:t>.</w:t>
       </w:r>
     </w:p>
     <w:p>
@@ -1616,127 +1461,18 @@
         </w:numPr>
       </w:pPr>
       <w:r>
-        <w:t xml:space="preserve">Mengimplementasikan dua metrik jarak, yaitu </w:t>
-      </w:r>
-      <w:proofErr w:type="spellStart"/>
-      <w:r>
-        <w:t>Euclidean</w:t>
-      </w:r>
-      <w:proofErr w:type="spellEnd"/>
-      <w:r>
-        <w:t xml:space="preserve"> </w:t>
-      </w:r>
-      <w:proofErr w:type="spellStart"/>
-      <w:r>
-        <w:t>Distance</w:t>
-      </w:r>
-      <w:proofErr w:type="spellEnd"/>
-      <w:r>
-        <w:t xml:space="preserve"> dan </w:t>
-      </w:r>
-      <w:proofErr w:type="spellStart"/>
-      <w:r>
-        <w:t>Cosine</w:t>
-      </w:r>
-      <w:proofErr w:type="spellEnd"/>
-      <w:r>
-        <w:t xml:space="preserve"> </w:t>
-      </w:r>
-      <w:proofErr w:type="spellStart"/>
-      <w:r>
-        <w:t>Distance</w:t>
-      </w:r>
-      <w:proofErr w:type="spellEnd"/>
-      <w:r>
-        <w:t>, pada kedua algoritma tersebut.</w:t>
-      </w:r>
-    </w:p>
-    <w:p>
-      <w:pPr>
-        <w:pStyle w:val="ListParagraph"/>
-        <w:numPr>
-          <w:ilvl w:val="0"/>
-          <w:numId w:val="8"/>
-        </w:numPr>
-      </w:pPr>
-      <w:r>
-        <w:t>Mengevaluasi dan membandingkan performa dari keempat kombinasi algoritma dan metrik jarak (KNN-</w:t>
-      </w:r>
-      <w:proofErr w:type="spellStart"/>
-      <w:r>
-        <w:t>Euclidean</w:t>
-      </w:r>
-      <w:proofErr w:type="spellEnd"/>
-      <w:r>
-        <w:t>, KNN-</w:t>
-      </w:r>
-      <w:proofErr w:type="spellStart"/>
-      <w:r>
-        <w:t>Cosine</w:t>
-      </w:r>
-      <w:proofErr w:type="spellEnd"/>
-      <w:r>
-        <w:t>, WKNN-</w:t>
-      </w:r>
-      <w:proofErr w:type="spellStart"/>
-      <w:r>
-        <w:t>Euclidean</w:t>
-      </w:r>
-      <w:proofErr w:type="spellEnd"/>
-      <w:r>
-        <w:t>, WKNN-</w:t>
-      </w:r>
-      <w:proofErr w:type="spellStart"/>
-      <w:r>
-        <w:t>Cosine</w:t>
-      </w:r>
-      <w:proofErr w:type="spellEnd"/>
-      <w:r>
-        <w:t xml:space="preserve">) menggunakan metrik </w:t>
-      </w:r>
-      <w:proofErr w:type="spellStart"/>
-      <w:r>
-        <w:t>Accuracy</w:t>
-      </w:r>
-      <w:proofErr w:type="spellEnd"/>
-      <w:r>
-        <w:t xml:space="preserve">, </w:t>
-      </w:r>
-      <w:proofErr w:type="spellStart"/>
-      <w:r>
-        <w:t>Precision</w:t>
-      </w:r>
-      <w:proofErr w:type="spellEnd"/>
-      <w:r>
-        <w:t xml:space="preserve">, </w:t>
-      </w:r>
-      <w:proofErr w:type="spellStart"/>
-      <w:r>
-        <w:t>Recall</w:t>
-      </w:r>
-      <w:proofErr w:type="spellEnd"/>
-      <w:r>
-        <w:t>, dan F1-Score.</w:t>
-      </w:r>
-    </w:p>
-    <w:p>
-      <w:pPr>
-        <w:pStyle w:val="ListParagraph"/>
-        <w:numPr>
-          <w:ilvl w:val="0"/>
-          <w:numId w:val="8"/>
-        </w:numPr>
-      </w:pPr>
-      <w:r>
-        <w:t xml:space="preserve">Menentukan kombinasi algoritma dan metrik jarak yang memberikan performa klasifikasi sentimen terbaik pada </w:t>
-      </w:r>
-      <w:proofErr w:type="spellStart"/>
-      <w:r>
-        <w:t>dataset</w:t>
-      </w:r>
-      <w:proofErr w:type="spellEnd"/>
-      <w:r>
-        <w:t xml:space="preserve"> ulasan produk Tokopedia.</w:t>
+        <w:t>Rekomendasi konfigurasi terbaik yang dihasilkan dapat dimanfaatkan untuk pengembangan sistem pemantauan sentimen pelanggan yang lebih akurat pada platform e-</w:t>
+      </w:r>
+      <w:proofErr w:type="spellStart"/>
+      <w:r>
+        <w:t>commerce</w:t>
+      </w:r>
+      <w:proofErr w:type="spellEnd"/>
+      <w:r>
+        <w:t xml:space="preserve"> seperti Tokopedia</w:t>
+      </w:r>
+      <w:r>
+        <w:t>.</w:t>
       </w:r>
     </w:p>
     <w:p>
@@ -1902,7 +1638,6 @@
         <w:rPr>
           <w:b/>
         </w:rPr>
-        <w:lastRenderedPageBreak/>
         <w:t>Ekstraksi Fitur</w:t>
       </w:r>
       <w:r>
@@ -2047,6 +1782,7 @@
         <w:rPr>
           <w:b/>
         </w:rPr>
+        <w:lastRenderedPageBreak/>
         <w:t>Evaluasi Model</w:t>
       </w:r>
       <w:r>
@@ -2137,8 +1873,6 @@
     <w:p>
       <w:r>
         <w:tab/>
-      </w:r>
-      <w:r>
         <w:t>Bab ini membahas latar belakang masalah, rumusan masalah, batasan masalah, maksud dan tujuan, manfaat penelitian, metodologi penelitian, serta sistematika penulisan.</w:t>
       </w:r>
     </w:p>
@@ -2160,8 +1894,6 @@
     <w:p>
       <w:r>
         <w:tab/>
-      </w:r>
-      <w:r>
         <w:t xml:space="preserve">Bab ini membahas teori-teori yang mendukung penelitian, meliputi analisis sentimen, ulasan produk Tokopedia, </w:t>
       </w:r>
       <w:proofErr w:type="spellStart"/>
@@ -2294,10 +2026,7 @@
     </w:p>
     <w:p>
       <w:r>
-        <w:lastRenderedPageBreak/>
         <w:tab/>
-      </w:r>
-      <w:r>
         <w:t>Bab ini membahas analisis kebutuhan sistem, analisis proses, arsitektur pengujian, ilustrasi perhitungan manual untuk masing-masing kombinasi algoritma dan metrik jarak, serta perancangan skenario pengujian.</w:t>
       </w:r>
     </w:p>
@@ -2319,8 +2048,6 @@
     <w:p>
       <w:r>
         <w:tab/>
-      </w:r>
-      <w:r>
         <w:t>Bab ini membahas implementasi keempat kombinasi algoritma dan metrik jarak, hasil pengujian pada berbagai nilai K, serta analisis dan pembahasan hasil perbandingan performa.</w:t>
       </w:r>
     </w:p>
@@ -2341,9 +2068,8 @@
     </w:p>
     <w:p>
       <w:r>
+        <w:lastRenderedPageBreak/>
         <w:tab/>
-      </w:r>
-      <w:r>
         <w:t>Bab ini membahas kesimpulan dari hasil penelitian yang telah dilakukan serta saran untuk penelitian selanjutnya.</w:t>
       </w:r>
     </w:p>
